--- a/document/test.docx
+++ b/document/test.docx
@@ -1,6 +1,6 @@
 
 <file path=word/document.xml><?xml version="1.0" encoding="utf-8"?>
-<w:document xmlns:wpc="http://schemas.microsoft.com/office/word/2010/wordprocessingCanvas" xmlns:cx="http://schemas.microsoft.com/office/drawing/2014/chartex" xmlns:cx1="http://schemas.microsoft.com/office/drawing/2015/9/8/chartex" xmlns:cx2="http://schemas.microsoft.com/office/drawing/2015/10/21/chartex" xmlns:cx3="http://schemas.microsoft.com/office/drawing/2016/5/9/chartex" xmlns:cx4="http://schemas.microsoft.com/office/drawing/2016/5/10/chartex" xmlns:cx5="http://schemas.microsoft.com/office/drawing/2016/5/11/chartex" xmlns:cx6="http://schemas.microsoft.com/office/drawing/2016/5/12/chartex" xmlns:cx7="http://schemas.microsoft.com/office/drawing/2016/5/13/chartex" xmlns:cx8="http://schemas.microsoft.com/office/drawing/2016/5/14/chartex" xmlns:mc="http://schemas.openxmlformats.org/markup-compatibility/2006" xmlns:aink="http://schemas.microsoft.com/office/drawing/2016/ink" xmlns:am3d="http://schemas.microsoft.com/office/drawing/2017/model3d" xmlns:o="urn:schemas-microsoft-com:office:office" xmlns:oel="http://schemas.microsoft.com/office/2019/extlst" xmlns:r="http://schemas.openxmlformats.org/officeDocument/2006/relationships" xmlns:m="http://schemas.openxmlformats.org/officeDocument/2006/math" xmlns:v="urn:schemas-microsoft-com:vml" xmlns:wp14="http://schemas.microsoft.com/office/word/2010/wordprocessingDrawing" xmlns:wp="http://schemas.openxmlformats.org/drawingml/2006/wordprocessingDrawing" xmlns:w10="urn:schemas-microsoft-com:office:word" xmlns:w="http://schemas.openxmlformats.org/wordprocessingml/2006/main" xmlns:w14="http://schemas.microsoft.com/office/word/2010/wordml" xmlns:w15="http://schemas.microsoft.com/office/word/2012/wordml" xmlns:w16cei="http://schemas.microsoft.com/office/word/2026/wordml/cei" xmlns:w16cex="http://schemas.microsoft.com/office/word/2018/wordml/cex" xmlns:w16cid="http://schemas.microsoft.com/office/word/2016/wordml/cid" xmlns:w16="http://schemas.microsoft.com/office/word/2018/wordml" xmlns:w16du="http://schemas.microsoft.com/office/word/2023/wordml/word16du" xmlns:w16sdtdh="http://schemas.microsoft.com/office/word/2020/wordml/sdtdatahash" xmlns:w16sdtfl="http://schemas.microsoft.com/office/word/2024/wordml/sdtformatlock" xmlns:w16se="http://schemas.microsoft.com/office/word/2015/wordml/symex" xmlns:wpg="http://schemas.microsoft.com/office/word/2010/wordprocessingGroup" xmlns:wpi="http://schemas.microsoft.com/office/word/2010/wordprocessingInk" xmlns:wne="http://schemas.microsoft.com/office/word/2006/wordml" xmlns:wps="http://schemas.microsoft.com/office/word/2010/wordprocessingShape" mc:Ignorable="w14 w15 w16se w16cid w16 w16cex w16sdtdh w16sdtfl w16du wp14">
+<w:document xmlns:wpc="http://schemas.microsoft.com/office/word/2010/wordprocessingCanvas" xmlns:cx="http://schemas.microsoft.com/office/drawing/2014/chartex" xmlns:cx1="http://schemas.microsoft.com/office/drawing/2015/9/8/chartex" xmlns:cx2="http://schemas.microsoft.com/office/drawing/2015/10/21/chartex" xmlns:cx3="http://schemas.microsoft.com/office/drawing/2016/5/9/chartex" xmlns:cx4="http://schemas.microsoft.com/office/drawing/2016/5/10/chartex" xmlns:cx5="http://schemas.microsoft.com/office/drawing/2016/5/11/chartex" xmlns:cx6="http://schemas.microsoft.com/office/drawing/2016/5/12/chartex" xmlns:cx7="http://schemas.microsoft.com/office/drawing/2016/5/13/chartex" xmlns:cx8="http://schemas.microsoft.com/office/drawing/2016/5/14/chartex" xmlns:mc="http://schemas.openxmlformats.org/markup-compatibility/2006" xmlns:aink="http://schemas.microsoft.com/office/drawing/2016/ink" xmlns:am3d="http://schemas.microsoft.com/office/drawing/2017/model3d" xmlns:o="urn:schemas-microsoft-com:office:office" xmlns:oel="http://schemas.microsoft.com/office/2019/extlst" xmlns:r="http://schemas.openxmlformats.org/officeDocument/2006/relationships" xmlns:m="http://schemas.openxmlformats.org/officeDocument/2006/math" xmlns:v="urn:schemas-microsoft-com:vml" xmlns:wp14="http://schemas.microsoft.com/office/word/2010/wordprocessingDrawing" xmlns:wp="http://schemas.openxmlformats.org/drawingml/2006/wordprocessingDrawing" xmlns:w10="urn:schemas-microsoft-com:office:word" xmlns:w="http://schemas.openxmlformats.org/wordprocessingml/2006/main" xmlns:w14="http://schemas.microsoft.com/office/word/2010/wordml" xmlns:w15="http://schemas.microsoft.com/office/word/2012/wordml" xmlns:w16cex="http://schemas.microsoft.com/office/word/2018/wordml/cex" xmlns:w16cid="http://schemas.microsoft.com/office/word/2016/wordml/cid" xmlns:w16="http://schemas.microsoft.com/office/word/2018/wordml" xmlns:w16du="http://schemas.microsoft.com/office/word/2023/wordml/word16du" xmlns:w16sdtdh="http://schemas.microsoft.com/office/word/2020/wordml/sdtdatahash" xmlns:w16sdtfl="http://schemas.microsoft.com/office/word/2024/wordml/sdtformatlock" xmlns:w16se="http://schemas.microsoft.com/office/word/2015/wordml/symex" xmlns:wpg="http://schemas.microsoft.com/office/word/2010/wordprocessingGroup" xmlns:wpi="http://schemas.microsoft.com/office/word/2010/wordprocessingInk" xmlns:wne="http://schemas.microsoft.com/office/word/2006/wordml" xmlns:wps="http://schemas.microsoft.com/office/word/2010/wordprocessingShape" mc:Ignorable="w14 w15 w16se w16cid w16 w16cex w16sdtdh w16sdtfl w16du wp14">
   <w:body>
     <w:p>
       <w:r>
@@ -11,13 +11,16 @@
         <w:t>Title:</w:t>
       </w:r>
       <w:r>
-        <w:t xml:space="preserve"> Testing Plan &amp; QA – </w:t>
+        <w:t xml:space="preserve"> Testing Plan &amp; QA — Personal-</w:t>
       </w:r>
       <w:proofErr w:type="spellStart"/>
       <w:r>
-        <w:t>myFirst_web</w:t>
+        <w:t>Portfalio</w:t>
       </w:r>
       <w:proofErr w:type="spellEnd"/>
+      <w:r>
+        <w:t>-Website</w:t>
+      </w:r>
     </w:p>
     <w:p>
       <w:r>
@@ -25,7 +28,137 @@
           <w:b/>
           <w:bCs/>
         </w:rPr>
-        <w:t>1. Functional Test Cases (Manual)</w:t>
+        <w:t>1. Overview of Changes Tested</w:t>
+      </w:r>
+    </w:p>
+    <w:p>
+      <w:r>
+        <w:t>This version introduces the following updates:</w:t>
+      </w:r>
+    </w:p>
+    <w:p>
+      <w:pPr>
+        <w:numPr>
+          <w:ilvl w:val="0"/>
+          <w:numId w:val="5"/>
+        </w:numPr>
+      </w:pPr>
+      <w:r>
+        <w:t xml:space="preserve">Default layout changed to </w:t>
+      </w:r>
+      <w:r>
+        <w:rPr>
+          <w:b/>
+          <w:bCs/>
+        </w:rPr>
+        <w:t>Horizontal</w:t>
+      </w:r>
+      <w:r>
+        <w:t>.</w:t>
+      </w:r>
+    </w:p>
+    <w:p>
+      <w:pPr>
+        <w:numPr>
+          <w:ilvl w:val="0"/>
+          <w:numId w:val="5"/>
+        </w:numPr>
+      </w:pPr>
+      <w:r>
+        <w:t xml:space="preserve">Default theme changed to </w:t>
+      </w:r>
+      <w:r>
+        <w:rPr>
+          <w:b/>
+          <w:bCs/>
+        </w:rPr>
+        <w:t>Light</w:t>
+      </w:r>
+      <w:r>
+        <w:t>.</w:t>
+      </w:r>
+    </w:p>
+    <w:p>
+      <w:pPr>
+        <w:numPr>
+          <w:ilvl w:val="0"/>
+          <w:numId w:val="5"/>
+        </w:numPr>
+      </w:pPr>
+      <w:r>
+        <w:t xml:space="preserve">Default accent colour remains </w:t>
+      </w:r>
+      <w:r>
+        <w:rPr>
+          <w:b/>
+          <w:bCs/>
+        </w:rPr>
+        <w:t>Blue</w:t>
+      </w:r>
+      <w:r>
+        <w:t>.</w:t>
+      </w:r>
+    </w:p>
+    <w:p>
+      <w:pPr>
+        <w:numPr>
+          <w:ilvl w:val="0"/>
+          <w:numId w:val="5"/>
+        </w:numPr>
+      </w:pPr>
+      <w:r>
+        <w:t xml:space="preserve">Accent colour options expanded from </w:t>
+      </w:r>
+      <w:r>
+        <w:rPr>
+          <w:b/>
+          <w:bCs/>
+        </w:rPr>
+        <w:t>10 to 20</w:t>
+      </w:r>
+      <w:r>
+        <w:t>.</w:t>
+      </w:r>
+    </w:p>
+    <w:p>
+      <w:pPr>
+        <w:numPr>
+          <w:ilvl w:val="0"/>
+          <w:numId w:val="5"/>
+        </w:numPr>
+      </w:pPr>
+      <w:r>
+        <w:t xml:space="preserve">Colour picker moved from header swatches to a </w:t>
+      </w:r>
+      <w:r>
+        <w:rPr>
+          <w:b/>
+          <w:bCs/>
+        </w:rPr>
+        <w:t>dialog window</w:t>
+      </w:r>
+      <w:r>
+        <w:t>.</w:t>
+      </w:r>
+    </w:p>
+    <w:p>
+      <w:pPr>
+        <w:numPr>
+          <w:ilvl w:val="0"/>
+          <w:numId w:val="5"/>
+        </w:numPr>
+      </w:pPr>
+      <w:r>
+        <w:t>Storage key bumped to portfolio-prefs-v2 so new defaults apply for all visitors.</w:t>
+      </w:r>
+    </w:p>
+    <w:p>
+      <w:r>
+        <w:rPr>
+          <w:b/>
+          <w:bCs/>
+        </w:rPr>
+        <w:t>2. Functional Test Cases (Manual)</w:t>
       </w:r>
     </w:p>
     <w:tbl>
@@ -40,10 +173,10 @@
         <w:tblLook w:val="04A0" w:firstRow="1" w:lastRow="0" w:firstColumn="1" w:lastColumn="0" w:noHBand="0" w:noVBand="1"/>
       </w:tblPr>
       <w:tblGrid>
-        <w:gridCol w:w="1279"/>
-        <w:gridCol w:w="2579"/>
-        <w:gridCol w:w="4069"/>
-        <w:gridCol w:w="1099"/>
+        <w:gridCol w:w="1085"/>
+        <w:gridCol w:w="3101"/>
+        <w:gridCol w:w="3759"/>
+        <w:gridCol w:w="1081"/>
       </w:tblGrid>
       <w:tr>
         <w:trPr>
@@ -66,10 +199,6 @@
           </w:tcPr>
           <w:p>
             <w:r>
-              <w:rPr>
-                <w:b/>
-                <w:bCs/>
-              </w:rPr>
               <w:t>Test Case ID</w:t>
             </w:r>
           </w:p>
@@ -91,10 +220,6 @@
           </w:tcPr>
           <w:p>
             <w:r>
-              <w:rPr>
-                <w:b/>
-                <w:bCs/>
-              </w:rPr>
               <w:t>Action</w:t>
             </w:r>
           </w:p>
@@ -116,10 +241,6 @@
           </w:tcPr>
           <w:p>
             <w:r>
-              <w:rPr>
-                <w:b/>
-                <w:bCs/>
-              </w:rPr>
               <w:t>Expected Result</w:t>
             </w:r>
           </w:p>
@@ -141,10 +262,6 @@
           </w:tcPr>
           <w:p>
             <w:r>
-              <w:rPr>
-                <w:b/>
-                <w:bCs/>
-              </w:rPr>
               <w:t>Status</w:t>
             </w:r>
           </w:p>
@@ -183,25 +300,25 @@
           </w:tcPr>
           <w:p>
             <w:r>
-              <w:t>Click "Login" button</w:t>
-            </w:r>
-          </w:p>
-        </w:tc>
-        <w:tc>
-          <w:tcPr>
-            <w:tcW w:w="0" w:type="auto"/>
-            <w:tcMar>
-              <w:top w:w="150" w:type="dxa"/>
-              <w:left w:w="240" w:type="dxa"/>
-              <w:bottom w:w="150" w:type="dxa"/>
-              <w:right w:w="240" w:type="dxa"/>
-            </w:tcMar>
-            <w:vAlign w:val="center"/>
-            <w:hideMark/>
-          </w:tcPr>
-          <w:p>
-            <w:r>
-              <w:t>Modal opens with a dark overlay.</w:t>
+              <w:t>Open site with no saved preferences</w:t>
+            </w:r>
+          </w:p>
+        </w:tc>
+        <w:tc>
+          <w:tcPr>
+            <w:tcW w:w="0" w:type="auto"/>
+            <w:tcMar>
+              <w:top w:w="150" w:type="dxa"/>
+              <w:left w:w="240" w:type="dxa"/>
+              <w:bottom w:w="150" w:type="dxa"/>
+              <w:right w:w="240" w:type="dxa"/>
+            </w:tcMar>
+            <w:vAlign w:val="center"/>
+            <w:hideMark/>
+          </w:tcPr>
+          <w:p>
+            <w:r>
+              <w:t>Loads in Horizontal layout, Light theme, Blue colour</w:t>
             </w:r>
           </w:p>
         </w:tc>
@@ -257,25 +374,25 @@
           </w:tcPr>
           <w:p>
             <w:r>
-              <w:t>Click "X" close button</w:t>
-            </w:r>
-          </w:p>
-        </w:tc>
-        <w:tc>
-          <w:tcPr>
-            <w:tcW w:w="0" w:type="auto"/>
-            <w:tcMar>
-              <w:top w:w="150" w:type="dxa"/>
-              <w:left w:w="240" w:type="dxa"/>
-              <w:bottom w:w="150" w:type="dxa"/>
-              <w:right w:w="240" w:type="dxa"/>
-            </w:tcMar>
-            <w:vAlign w:val="center"/>
-            <w:hideMark/>
-          </w:tcPr>
-          <w:p>
-            <w:r>
-              <w:t>Modal closes.</w:t>
+              <w:t>Click "Colour" button in header</w:t>
+            </w:r>
+          </w:p>
+        </w:tc>
+        <w:tc>
+          <w:tcPr>
+            <w:tcW w:w="0" w:type="auto"/>
+            <w:tcMar>
+              <w:top w:w="150" w:type="dxa"/>
+              <w:left w:w="240" w:type="dxa"/>
+              <w:bottom w:w="150" w:type="dxa"/>
+              <w:right w:w="240" w:type="dxa"/>
+            </w:tcMar>
+            <w:vAlign w:val="center"/>
+            <w:hideMark/>
+          </w:tcPr>
+          <w:p>
+            <w:r>
+              <w:t>Dialog opens with 20 colour swatches</w:t>
             </w:r>
           </w:p>
         </w:tc>
@@ -331,25 +448,25 @@
           </w:tcPr>
           <w:p>
             <w:r>
-              <w:t>Click outside the modal</w:t>
-            </w:r>
-          </w:p>
-        </w:tc>
-        <w:tc>
-          <w:tcPr>
-            <w:tcW w:w="0" w:type="auto"/>
-            <w:tcMar>
-              <w:top w:w="150" w:type="dxa"/>
-              <w:left w:w="240" w:type="dxa"/>
-              <w:bottom w:w="150" w:type="dxa"/>
-              <w:right w:w="240" w:type="dxa"/>
-            </w:tcMar>
-            <w:vAlign w:val="center"/>
-            <w:hideMark/>
-          </w:tcPr>
-          <w:p>
-            <w:r>
-              <w:t>Modal closes.</w:t>
+              <w:t>Select a colour in dialog</w:t>
+            </w:r>
+          </w:p>
+        </w:tc>
+        <w:tc>
+          <w:tcPr>
+            <w:tcW w:w="0" w:type="auto"/>
+            <w:tcMar>
+              <w:top w:w="150" w:type="dxa"/>
+              <w:left w:w="240" w:type="dxa"/>
+              <w:bottom w:w="150" w:type="dxa"/>
+              <w:right w:w="240" w:type="dxa"/>
+            </w:tcMar>
+            <w:vAlign w:val="center"/>
+            <w:hideMark/>
+          </w:tcPr>
+          <w:p>
+            <w:r>
+              <w:t>Site accent updates instantly, dialog closes</w:t>
             </w:r>
           </w:p>
         </w:tc>
@@ -405,25 +522,25 @@
           </w:tcPr>
           <w:p>
             <w:r>
-              <w:t>Submit empty login form</w:t>
-            </w:r>
-          </w:p>
-        </w:tc>
-        <w:tc>
-          <w:tcPr>
-            <w:tcW w:w="0" w:type="auto"/>
-            <w:tcMar>
-              <w:top w:w="150" w:type="dxa"/>
-              <w:left w:w="240" w:type="dxa"/>
-              <w:bottom w:w="150" w:type="dxa"/>
-              <w:right w:w="240" w:type="dxa"/>
-            </w:tcMar>
-            <w:vAlign w:val="center"/>
-            <w:hideMark/>
-          </w:tcPr>
-          <w:p>
-            <w:r>
-              <w:t>Browser validation prevents submission.</w:t>
+              <w:t>Press ESC while dialog is open</w:t>
+            </w:r>
+          </w:p>
+        </w:tc>
+        <w:tc>
+          <w:tcPr>
+            <w:tcW w:w="0" w:type="auto"/>
+            <w:tcMar>
+              <w:top w:w="150" w:type="dxa"/>
+              <w:left w:w="240" w:type="dxa"/>
+              <w:bottom w:w="150" w:type="dxa"/>
+              <w:right w:w="240" w:type="dxa"/>
+            </w:tcMar>
+            <w:vAlign w:val="center"/>
+            <w:hideMark/>
+          </w:tcPr>
+          <w:p>
+            <w:r>
+              <w:t>Dialog closes, no colour change</w:t>
             </w:r>
           </w:p>
         </w:tc>
@@ -479,25 +596,25 @@
           </w:tcPr>
           <w:p>
             <w:r>
-              <w:t>Submit filled login form</w:t>
-            </w:r>
-          </w:p>
-        </w:tc>
-        <w:tc>
-          <w:tcPr>
-            <w:tcW w:w="0" w:type="auto"/>
-            <w:tcMar>
-              <w:top w:w="150" w:type="dxa"/>
-              <w:left w:w="240" w:type="dxa"/>
-              <w:bottom w:w="150" w:type="dxa"/>
-              <w:right w:w="240" w:type="dxa"/>
-            </w:tcMar>
-            <w:vAlign w:val="center"/>
-            <w:hideMark/>
-          </w:tcPr>
-          <w:p>
-            <w:r>
-              <w:t>Alert shows "Welcome back, Aniruddh!"</w:t>
+              <w:t>Click outside the dialog</w:t>
+            </w:r>
+          </w:p>
+        </w:tc>
+        <w:tc>
+          <w:tcPr>
+            <w:tcW w:w="0" w:type="auto"/>
+            <w:tcMar>
+              <w:top w:w="150" w:type="dxa"/>
+              <w:left w:w="240" w:type="dxa"/>
+              <w:bottom w:w="150" w:type="dxa"/>
+              <w:right w:w="240" w:type="dxa"/>
+            </w:tcMar>
+            <w:vAlign w:val="center"/>
+            <w:hideMark/>
+          </w:tcPr>
+          <w:p>
+            <w:r>
+              <w:t>Dialog closes, no colour change</w:t>
             </w:r>
           </w:p>
         </w:tc>
@@ -553,25 +670,25 @@
           </w:tcPr>
           <w:p>
             <w:r>
-              <w:t>Submit contact form</w:t>
-            </w:r>
-          </w:p>
-        </w:tc>
-        <w:tc>
-          <w:tcPr>
-            <w:tcW w:w="0" w:type="auto"/>
-            <w:tcMar>
-              <w:top w:w="150" w:type="dxa"/>
-              <w:left w:w="240" w:type="dxa"/>
-              <w:bottom w:w="150" w:type="dxa"/>
-              <w:right w:w="240" w:type="dxa"/>
-            </w:tcMar>
-            <w:vAlign w:val="center"/>
-            <w:hideMark/>
-          </w:tcPr>
-          <w:p>
-            <w:r>
-              <w:t>Alert shows "Thank you..." and fields reset.</w:t>
+              <w:t>Toggle Vertical layout</w:t>
+            </w:r>
+          </w:p>
+        </w:tc>
+        <w:tc>
+          <w:tcPr>
+            <w:tcW w:w="0" w:type="auto"/>
+            <w:tcMar>
+              <w:top w:w="150" w:type="dxa"/>
+              <w:left w:w="240" w:type="dxa"/>
+              <w:bottom w:w="150" w:type="dxa"/>
+              <w:right w:w="240" w:type="dxa"/>
+            </w:tcMar>
+            <w:vAlign w:val="center"/>
+            <w:hideMark/>
+          </w:tcPr>
+          <w:p>
+            <w:r>
+              <w:t>Layout switches to vertical scroll</w:t>
             </w:r>
           </w:p>
         </w:tc>
@@ -627,6 +744,607 @@
           </w:tcPr>
           <w:p>
             <w:r>
+              <w:t>Toggle Dark theme</w:t>
+            </w:r>
+          </w:p>
+        </w:tc>
+        <w:tc>
+          <w:tcPr>
+            <w:tcW w:w="0" w:type="auto"/>
+            <w:tcMar>
+              <w:top w:w="150" w:type="dxa"/>
+              <w:left w:w="240" w:type="dxa"/>
+              <w:bottom w:w="150" w:type="dxa"/>
+              <w:right w:w="240" w:type="dxa"/>
+            </w:tcMar>
+            <w:vAlign w:val="center"/>
+            <w:hideMark/>
+          </w:tcPr>
+          <w:p>
+            <w:r>
+              <w:t>Site switches to dark theme</w:t>
+            </w:r>
+          </w:p>
+        </w:tc>
+        <w:tc>
+          <w:tcPr>
+            <w:tcW w:w="0" w:type="auto"/>
+            <w:tcMar>
+              <w:top w:w="150" w:type="dxa"/>
+              <w:left w:w="240" w:type="dxa"/>
+              <w:bottom w:w="150" w:type="dxa"/>
+              <w:right w:w="0" w:type="dxa"/>
+            </w:tcMar>
+            <w:vAlign w:val="center"/>
+            <w:hideMark/>
+          </w:tcPr>
+          <w:p>
+            <w:r>
+              <w:t>PASS</w:t>
+            </w:r>
+          </w:p>
+        </w:tc>
+      </w:tr>
+      <w:tr>
+        <w:tc>
+          <w:tcPr>
+            <w:tcW w:w="0" w:type="auto"/>
+            <w:tcMar>
+              <w:top w:w="150" w:type="dxa"/>
+              <w:left w:w="0" w:type="dxa"/>
+              <w:bottom w:w="150" w:type="dxa"/>
+              <w:right w:w="240" w:type="dxa"/>
+            </w:tcMar>
+            <w:vAlign w:val="center"/>
+            <w:hideMark/>
+          </w:tcPr>
+          <w:p>
+            <w:r>
+              <w:lastRenderedPageBreak/>
+              <w:t>TC-08</w:t>
+            </w:r>
+          </w:p>
+        </w:tc>
+        <w:tc>
+          <w:tcPr>
+            <w:tcW w:w="0" w:type="auto"/>
+            <w:tcMar>
+              <w:top w:w="150" w:type="dxa"/>
+              <w:left w:w="240" w:type="dxa"/>
+              <w:bottom w:w="150" w:type="dxa"/>
+              <w:right w:w="240" w:type="dxa"/>
+            </w:tcMar>
+            <w:vAlign w:val="center"/>
+            <w:hideMark/>
+          </w:tcPr>
+          <w:p>
+            <w:r>
+              <w:t>Select "lime" colour (new)</w:t>
+            </w:r>
+          </w:p>
+        </w:tc>
+        <w:tc>
+          <w:tcPr>
+            <w:tcW w:w="0" w:type="auto"/>
+            <w:tcMar>
+              <w:top w:w="150" w:type="dxa"/>
+              <w:left w:w="240" w:type="dxa"/>
+              <w:bottom w:w="150" w:type="dxa"/>
+              <w:right w:w="240" w:type="dxa"/>
+            </w:tcMar>
+            <w:vAlign w:val="center"/>
+            <w:hideMark/>
+          </w:tcPr>
+          <w:p>
+            <w:r>
+              <w:t>Accent updates to lime in both themes</w:t>
+            </w:r>
+          </w:p>
+        </w:tc>
+        <w:tc>
+          <w:tcPr>
+            <w:tcW w:w="0" w:type="auto"/>
+            <w:tcMar>
+              <w:top w:w="150" w:type="dxa"/>
+              <w:left w:w="240" w:type="dxa"/>
+              <w:bottom w:w="150" w:type="dxa"/>
+              <w:right w:w="0" w:type="dxa"/>
+            </w:tcMar>
+            <w:vAlign w:val="center"/>
+            <w:hideMark/>
+          </w:tcPr>
+          <w:p>
+            <w:r>
+              <w:t>PASS</w:t>
+            </w:r>
+          </w:p>
+        </w:tc>
+      </w:tr>
+      <w:tr>
+        <w:tc>
+          <w:tcPr>
+            <w:tcW w:w="0" w:type="auto"/>
+            <w:tcMar>
+              <w:top w:w="150" w:type="dxa"/>
+              <w:left w:w="0" w:type="dxa"/>
+              <w:bottom w:w="150" w:type="dxa"/>
+              <w:right w:w="240" w:type="dxa"/>
+            </w:tcMar>
+            <w:vAlign w:val="center"/>
+            <w:hideMark/>
+          </w:tcPr>
+          <w:p>
+            <w:r>
+              <w:t>TC-09</w:t>
+            </w:r>
+          </w:p>
+        </w:tc>
+        <w:tc>
+          <w:tcPr>
+            <w:tcW w:w="0" w:type="auto"/>
+            <w:tcMar>
+              <w:top w:w="150" w:type="dxa"/>
+              <w:left w:w="240" w:type="dxa"/>
+              <w:bottom w:w="150" w:type="dxa"/>
+              <w:right w:w="240" w:type="dxa"/>
+            </w:tcMar>
+            <w:vAlign w:val="center"/>
+            <w:hideMark/>
+          </w:tcPr>
+          <w:p>
+            <w:r>
+              <w:t>Select "rose" colour (new)</w:t>
+            </w:r>
+          </w:p>
+        </w:tc>
+        <w:tc>
+          <w:tcPr>
+            <w:tcW w:w="0" w:type="auto"/>
+            <w:tcMar>
+              <w:top w:w="150" w:type="dxa"/>
+              <w:left w:w="240" w:type="dxa"/>
+              <w:bottom w:w="150" w:type="dxa"/>
+              <w:right w:w="240" w:type="dxa"/>
+            </w:tcMar>
+            <w:vAlign w:val="center"/>
+            <w:hideMark/>
+          </w:tcPr>
+          <w:p>
+            <w:r>
+              <w:t>Accent updates to rose in both themes</w:t>
+            </w:r>
+          </w:p>
+        </w:tc>
+        <w:tc>
+          <w:tcPr>
+            <w:tcW w:w="0" w:type="auto"/>
+            <w:tcMar>
+              <w:top w:w="150" w:type="dxa"/>
+              <w:left w:w="240" w:type="dxa"/>
+              <w:bottom w:w="150" w:type="dxa"/>
+              <w:right w:w="0" w:type="dxa"/>
+            </w:tcMar>
+            <w:vAlign w:val="center"/>
+            <w:hideMark/>
+          </w:tcPr>
+          <w:p>
+            <w:r>
+              <w:t>PASS</w:t>
+            </w:r>
+          </w:p>
+        </w:tc>
+      </w:tr>
+      <w:tr>
+        <w:tc>
+          <w:tcPr>
+            <w:tcW w:w="0" w:type="auto"/>
+            <w:tcMar>
+              <w:top w:w="150" w:type="dxa"/>
+              <w:left w:w="0" w:type="dxa"/>
+              <w:bottom w:w="150" w:type="dxa"/>
+              <w:right w:w="240" w:type="dxa"/>
+            </w:tcMar>
+            <w:vAlign w:val="center"/>
+            <w:hideMark/>
+          </w:tcPr>
+          <w:p>
+            <w:r>
+              <w:t>TC-10</w:t>
+            </w:r>
+          </w:p>
+        </w:tc>
+        <w:tc>
+          <w:tcPr>
+            <w:tcW w:w="0" w:type="auto"/>
+            <w:tcMar>
+              <w:top w:w="150" w:type="dxa"/>
+              <w:left w:w="240" w:type="dxa"/>
+              <w:bottom w:w="150" w:type="dxa"/>
+              <w:right w:w="240" w:type="dxa"/>
+            </w:tcMar>
+            <w:vAlign w:val="center"/>
+            <w:hideMark/>
+          </w:tcPr>
+          <w:p>
+            <w:r>
+              <w:t>Select "sky" colour (new)</w:t>
+            </w:r>
+          </w:p>
+        </w:tc>
+        <w:tc>
+          <w:tcPr>
+            <w:tcW w:w="0" w:type="auto"/>
+            <w:tcMar>
+              <w:top w:w="150" w:type="dxa"/>
+              <w:left w:w="240" w:type="dxa"/>
+              <w:bottom w:w="150" w:type="dxa"/>
+              <w:right w:w="240" w:type="dxa"/>
+            </w:tcMar>
+            <w:vAlign w:val="center"/>
+            <w:hideMark/>
+          </w:tcPr>
+          <w:p>
+            <w:r>
+              <w:t>Accent updates to sky in both themes</w:t>
+            </w:r>
+          </w:p>
+        </w:tc>
+        <w:tc>
+          <w:tcPr>
+            <w:tcW w:w="0" w:type="auto"/>
+            <w:tcMar>
+              <w:top w:w="150" w:type="dxa"/>
+              <w:left w:w="240" w:type="dxa"/>
+              <w:bottom w:w="150" w:type="dxa"/>
+              <w:right w:w="0" w:type="dxa"/>
+            </w:tcMar>
+            <w:vAlign w:val="center"/>
+            <w:hideMark/>
+          </w:tcPr>
+          <w:p>
+            <w:r>
+              <w:t>PASS</w:t>
+            </w:r>
+          </w:p>
+        </w:tc>
+      </w:tr>
+      <w:tr>
+        <w:tc>
+          <w:tcPr>
+            <w:tcW w:w="0" w:type="auto"/>
+            <w:tcMar>
+              <w:top w:w="150" w:type="dxa"/>
+              <w:left w:w="0" w:type="dxa"/>
+              <w:bottom w:w="150" w:type="dxa"/>
+              <w:right w:w="240" w:type="dxa"/>
+            </w:tcMar>
+            <w:vAlign w:val="center"/>
+            <w:hideMark/>
+          </w:tcPr>
+          <w:p>
+            <w:r>
+              <w:t>TC-11</w:t>
+            </w:r>
+          </w:p>
+        </w:tc>
+        <w:tc>
+          <w:tcPr>
+            <w:tcW w:w="0" w:type="auto"/>
+            <w:tcMar>
+              <w:top w:w="150" w:type="dxa"/>
+              <w:left w:w="240" w:type="dxa"/>
+              <w:bottom w:w="150" w:type="dxa"/>
+              <w:right w:w="240" w:type="dxa"/>
+            </w:tcMar>
+            <w:vAlign w:val="center"/>
+            <w:hideMark/>
+          </w:tcPr>
+          <w:p>
+            <w:r>
+              <w:t>Reload page after changes</w:t>
+            </w:r>
+          </w:p>
+        </w:tc>
+        <w:tc>
+          <w:tcPr>
+            <w:tcW w:w="0" w:type="auto"/>
+            <w:tcMar>
+              <w:top w:w="150" w:type="dxa"/>
+              <w:left w:w="240" w:type="dxa"/>
+              <w:bottom w:w="150" w:type="dxa"/>
+              <w:right w:w="240" w:type="dxa"/>
+            </w:tcMar>
+            <w:vAlign w:val="center"/>
+            <w:hideMark/>
+          </w:tcPr>
+          <w:p>
+            <w:r>
+              <w:t>All three preferences persist</w:t>
+            </w:r>
+          </w:p>
+        </w:tc>
+        <w:tc>
+          <w:tcPr>
+            <w:tcW w:w="0" w:type="auto"/>
+            <w:tcMar>
+              <w:top w:w="150" w:type="dxa"/>
+              <w:left w:w="240" w:type="dxa"/>
+              <w:bottom w:w="150" w:type="dxa"/>
+              <w:right w:w="0" w:type="dxa"/>
+            </w:tcMar>
+            <w:vAlign w:val="center"/>
+            <w:hideMark/>
+          </w:tcPr>
+          <w:p>
+            <w:r>
+              <w:t>PASS</w:t>
+            </w:r>
+          </w:p>
+        </w:tc>
+      </w:tr>
+      <w:tr>
+        <w:tc>
+          <w:tcPr>
+            <w:tcW w:w="0" w:type="auto"/>
+            <w:tcMar>
+              <w:top w:w="150" w:type="dxa"/>
+              <w:left w:w="0" w:type="dxa"/>
+              <w:bottom w:w="150" w:type="dxa"/>
+              <w:right w:w="240" w:type="dxa"/>
+            </w:tcMar>
+            <w:vAlign w:val="center"/>
+            <w:hideMark/>
+          </w:tcPr>
+          <w:p>
+            <w:r>
+              <w:t>TC-12</w:t>
+            </w:r>
+          </w:p>
+        </w:tc>
+        <w:tc>
+          <w:tcPr>
+            <w:tcW w:w="0" w:type="auto"/>
+            <w:tcMar>
+              <w:top w:w="150" w:type="dxa"/>
+              <w:left w:w="240" w:type="dxa"/>
+              <w:bottom w:w="150" w:type="dxa"/>
+              <w:right w:w="240" w:type="dxa"/>
+            </w:tcMar>
+            <w:vAlign w:val="center"/>
+            <w:hideMark/>
+          </w:tcPr>
+          <w:p>
+            <w:r>
+              <w:t xml:space="preserve">Clear </w:t>
+            </w:r>
+            <w:proofErr w:type="spellStart"/>
+            <w:r>
+              <w:t>localStorage</w:t>
+            </w:r>
+            <w:proofErr w:type="spellEnd"/>
+            <w:r>
+              <w:t>, reload</w:t>
+            </w:r>
+          </w:p>
+        </w:tc>
+        <w:tc>
+          <w:tcPr>
+            <w:tcW w:w="0" w:type="auto"/>
+            <w:tcMar>
+              <w:top w:w="150" w:type="dxa"/>
+              <w:left w:w="240" w:type="dxa"/>
+              <w:bottom w:w="150" w:type="dxa"/>
+              <w:right w:w="240" w:type="dxa"/>
+            </w:tcMar>
+            <w:vAlign w:val="center"/>
+            <w:hideMark/>
+          </w:tcPr>
+          <w:p>
+            <w:r>
+              <w:t>Defaults return: Horizontal, Light, Blue</w:t>
+            </w:r>
+          </w:p>
+        </w:tc>
+        <w:tc>
+          <w:tcPr>
+            <w:tcW w:w="0" w:type="auto"/>
+            <w:tcMar>
+              <w:top w:w="150" w:type="dxa"/>
+              <w:left w:w="240" w:type="dxa"/>
+              <w:bottom w:w="150" w:type="dxa"/>
+              <w:right w:w="0" w:type="dxa"/>
+            </w:tcMar>
+            <w:vAlign w:val="center"/>
+            <w:hideMark/>
+          </w:tcPr>
+          <w:p>
+            <w:r>
+              <w:t>PASS</w:t>
+            </w:r>
+          </w:p>
+        </w:tc>
+      </w:tr>
+      <w:tr>
+        <w:tc>
+          <w:tcPr>
+            <w:tcW w:w="0" w:type="auto"/>
+            <w:tcMar>
+              <w:top w:w="150" w:type="dxa"/>
+              <w:left w:w="0" w:type="dxa"/>
+              <w:bottom w:w="150" w:type="dxa"/>
+              <w:right w:w="240" w:type="dxa"/>
+            </w:tcMar>
+            <w:vAlign w:val="center"/>
+            <w:hideMark/>
+          </w:tcPr>
+          <w:p>
+            <w:r>
+              <w:t>TC-13</w:t>
+            </w:r>
+          </w:p>
+        </w:tc>
+        <w:tc>
+          <w:tcPr>
+            <w:tcW w:w="0" w:type="auto"/>
+            <w:tcMar>
+              <w:top w:w="150" w:type="dxa"/>
+              <w:left w:w="240" w:type="dxa"/>
+              <w:bottom w:w="150" w:type="dxa"/>
+              <w:right w:w="240" w:type="dxa"/>
+            </w:tcMar>
+            <w:vAlign w:val="center"/>
+            <w:hideMark/>
+          </w:tcPr>
+          <w:p>
+            <w:r>
+              <w:t>Click Resume download button</w:t>
+            </w:r>
+          </w:p>
+        </w:tc>
+        <w:tc>
+          <w:tcPr>
+            <w:tcW w:w="0" w:type="auto"/>
+            <w:tcMar>
+              <w:top w:w="150" w:type="dxa"/>
+              <w:left w:w="240" w:type="dxa"/>
+              <w:bottom w:w="150" w:type="dxa"/>
+              <w:right w:w="240" w:type="dxa"/>
+            </w:tcMar>
+            <w:vAlign w:val="center"/>
+            <w:hideMark/>
+          </w:tcPr>
+          <w:p>
+            <w:r>
+              <w:t>PDF opens or downloads</w:t>
+            </w:r>
+          </w:p>
+        </w:tc>
+        <w:tc>
+          <w:tcPr>
+            <w:tcW w:w="0" w:type="auto"/>
+            <w:tcMar>
+              <w:top w:w="150" w:type="dxa"/>
+              <w:left w:w="240" w:type="dxa"/>
+              <w:bottom w:w="150" w:type="dxa"/>
+              <w:right w:w="0" w:type="dxa"/>
+            </w:tcMar>
+            <w:vAlign w:val="center"/>
+            <w:hideMark/>
+          </w:tcPr>
+          <w:p>
+            <w:r>
+              <w:t>PASS</w:t>
+            </w:r>
+          </w:p>
+        </w:tc>
+      </w:tr>
+      <w:tr>
+        <w:tc>
+          <w:tcPr>
+            <w:tcW w:w="0" w:type="auto"/>
+            <w:tcMar>
+              <w:top w:w="150" w:type="dxa"/>
+              <w:left w:w="0" w:type="dxa"/>
+              <w:bottom w:w="150" w:type="dxa"/>
+              <w:right w:w="240" w:type="dxa"/>
+            </w:tcMar>
+            <w:vAlign w:val="center"/>
+            <w:hideMark/>
+          </w:tcPr>
+          <w:p>
+            <w:r>
+              <w:t>TC-14</w:t>
+            </w:r>
+          </w:p>
+        </w:tc>
+        <w:tc>
+          <w:tcPr>
+            <w:tcW w:w="0" w:type="auto"/>
+            <w:tcMar>
+              <w:top w:w="150" w:type="dxa"/>
+              <w:left w:w="240" w:type="dxa"/>
+              <w:bottom w:w="150" w:type="dxa"/>
+              <w:right w:w="240" w:type="dxa"/>
+            </w:tcMar>
+            <w:vAlign w:val="center"/>
+            <w:hideMark/>
+          </w:tcPr>
+          <w:p>
+            <w:r>
+              <w:t>Click a Quick Link pill</w:t>
+            </w:r>
+          </w:p>
+        </w:tc>
+        <w:tc>
+          <w:tcPr>
+            <w:tcW w:w="0" w:type="auto"/>
+            <w:tcMar>
+              <w:top w:w="150" w:type="dxa"/>
+              <w:left w:w="240" w:type="dxa"/>
+              <w:bottom w:w="150" w:type="dxa"/>
+              <w:right w:w="240" w:type="dxa"/>
+            </w:tcMar>
+            <w:vAlign w:val="center"/>
+            <w:hideMark/>
+          </w:tcPr>
+          <w:p>
+            <w:r>
+              <w:t>Opens correct external link</w:t>
+            </w:r>
+          </w:p>
+        </w:tc>
+        <w:tc>
+          <w:tcPr>
+            <w:tcW w:w="0" w:type="auto"/>
+            <w:tcMar>
+              <w:top w:w="150" w:type="dxa"/>
+              <w:left w:w="240" w:type="dxa"/>
+              <w:bottom w:w="150" w:type="dxa"/>
+              <w:right w:w="0" w:type="dxa"/>
+            </w:tcMar>
+            <w:vAlign w:val="center"/>
+            <w:hideMark/>
+          </w:tcPr>
+          <w:p>
+            <w:r>
+              <w:t>PASS</w:t>
+            </w:r>
+          </w:p>
+        </w:tc>
+      </w:tr>
+      <w:tr>
+        <w:tc>
+          <w:tcPr>
+            <w:tcW w:w="0" w:type="auto"/>
+            <w:tcMar>
+              <w:top w:w="150" w:type="dxa"/>
+              <w:left w:w="0" w:type="dxa"/>
+              <w:bottom w:w="150" w:type="dxa"/>
+              <w:right w:w="240" w:type="dxa"/>
+            </w:tcMar>
+            <w:vAlign w:val="center"/>
+            <w:hideMark/>
+          </w:tcPr>
+          <w:p>
+            <w:r>
+              <w:t>TC-15</w:t>
+            </w:r>
+          </w:p>
+        </w:tc>
+        <w:tc>
+          <w:tcPr>
+            <w:tcW w:w="0" w:type="auto"/>
+            <w:tcMar>
+              <w:top w:w="150" w:type="dxa"/>
+              <w:left w:w="240" w:type="dxa"/>
+              <w:bottom w:w="150" w:type="dxa"/>
+              <w:right w:w="240" w:type="dxa"/>
+            </w:tcMar>
+            <w:vAlign w:val="center"/>
+            <w:hideMark/>
+          </w:tcPr>
+          <w:p>
+            <w:r>
               <w:t>Click "About" nav link</w:t>
             </w:r>
           </w:p>
@@ -645,7 +1363,229 @@
           </w:tcPr>
           <w:p>
             <w:r>
-              <w:t>Page scrolls smoothly to the About section.</w:t>
+              <w:t>Page scrolls smoothly to About section</w:t>
+            </w:r>
+          </w:p>
+        </w:tc>
+        <w:tc>
+          <w:tcPr>
+            <w:tcW w:w="0" w:type="auto"/>
+            <w:tcMar>
+              <w:top w:w="150" w:type="dxa"/>
+              <w:left w:w="240" w:type="dxa"/>
+              <w:bottom w:w="150" w:type="dxa"/>
+              <w:right w:w="0" w:type="dxa"/>
+            </w:tcMar>
+            <w:vAlign w:val="center"/>
+            <w:hideMark/>
+          </w:tcPr>
+          <w:p>
+            <w:r>
+              <w:t>PASS</w:t>
+            </w:r>
+          </w:p>
+        </w:tc>
+      </w:tr>
+      <w:tr>
+        <w:tc>
+          <w:tcPr>
+            <w:tcW w:w="0" w:type="auto"/>
+            <w:tcMar>
+              <w:top w:w="150" w:type="dxa"/>
+              <w:left w:w="0" w:type="dxa"/>
+              <w:bottom w:w="150" w:type="dxa"/>
+              <w:right w:w="240" w:type="dxa"/>
+            </w:tcMar>
+            <w:vAlign w:val="center"/>
+            <w:hideMark/>
+          </w:tcPr>
+          <w:p>
+            <w:r>
+              <w:t>TC-16</w:t>
+            </w:r>
+          </w:p>
+        </w:tc>
+        <w:tc>
+          <w:tcPr>
+            <w:tcW w:w="0" w:type="auto"/>
+            <w:tcMar>
+              <w:top w:w="150" w:type="dxa"/>
+              <w:left w:w="240" w:type="dxa"/>
+              <w:bottom w:w="150" w:type="dxa"/>
+              <w:right w:w="240" w:type="dxa"/>
+            </w:tcMar>
+            <w:vAlign w:val="center"/>
+            <w:hideMark/>
+          </w:tcPr>
+          <w:p>
+            <w:r>
+              <w:t>Submit contact form with empty fields</w:t>
+            </w:r>
+          </w:p>
+        </w:tc>
+        <w:tc>
+          <w:tcPr>
+            <w:tcW w:w="0" w:type="auto"/>
+            <w:tcMar>
+              <w:top w:w="150" w:type="dxa"/>
+              <w:left w:w="240" w:type="dxa"/>
+              <w:bottom w:w="150" w:type="dxa"/>
+              <w:right w:w="240" w:type="dxa"/>
+            </w:tcMar>
+            <w:vAlign w:val="center"/>
+            <w:hideMark/>
+          </w:tcPr>
+          <w:p>
+            <w:r>
+              <w:t>Validation errors shown</w:t>
+            </w:r>
+          </w:p>
+        </w:tc>
+        <w:tc>
+          <w:tcPr>
+            <w:tcW w:w="0" w:type="auto"/>
+            <w:tcMar>
+              <w:top w:w="150" w:type="dxa"/>
+              <w:left w:w="240" w:type="dxa"/>
+              <w:bottom w:w="150" w:type="dxa"/>
+              <w:right w:w="0" w:type="dxa"/>
+            </w:tcMar>
+            <w:vAlign w:val="center"/>
+            <w:hideMark/>
+          </w:tcPr>
+          <w:p>
+            <w:r>
+              <w:t>PASS</w:t>
+            </w:r>
+          </w:p>
+        </w:tc>
+      </w:tr>
+      <w:tr>
+        <w:tc>
+          <w:tcPr>
+            <w:tcW w:w="0" w:type="auto"/>
+            <w:tcMar>
+              <w:top w:w="150" w:type="dxa"/>
+              <w:left w:w="0" w:type="dxa"/>
+              <w:bottom w:w="150" w:type="dxa"/>
+              <w:right w:w="240" w:type="dxa"/>
+            </w:tcMar>
+            <w:vAlign w:val="center"/>
+            <w:hideMark/>
+          </w:tcPr>
+          <w:p>
+            <w:r>
+              <w:t>TC-17</w:t>
+            </w:r>
+          </w:p>
+        </w:tc>
+        <w:tc>
+          <w:tcPr>
+            <w:tcW w:w="0" w:type="auto"/>
+            <w:tcMar>
+              <w:top w:w="150" w:type="dxa"/>
+              <w:left w:w="240" w:type="dxa"/>
+              <w:bottom w:w="150" w:type="dxa"/>
+              <w:right w:w="240" w:type="dxa"/>
+            </w:tcMar>
+            <w:vAlign w:val="center"/>
+            <w:hideMark/>
+          </w:tcPr>
+          <w:p>
+            <w:r>
+              <w:t>Submit contact form with valid data</w:t>
+            </w:r>
+          </w:p>
+        </w:tc>
+        <w:tc>
+          <w:tcPr>
+            <w:tcW w:w="0" w:type="auto"/>
+            <w:tcMar>
+              <w:top w:w="150" w:type="dxa"/>
+              <w:left w:w="240" w:type="dxa"/>
+              <w:bottom w:w="150" w:type="dxa"/>
+              <w:right w:w="240" w:type="dxa"/>
+            </w:tcMar>
+            <w:vAlign w:val="center"/>
+            <w:hideMark/>
+          </w:tcPr>
+          <w:p>
+            <w:r>
+              <w:t>Message sent, success status shown</w:t>
+            </w:r>
+          </w:p>
+        </w:tc>
+        <w:tc>
+          <w:tcPr>
+            <w:tcW w:w="0" w:type="auto"/>
+            <w:tcMar>
+              <w:top w:w="150" w:type="dxa"/>
+              <w:left w:w="240" w:type="dxa"/>
+              <w:bottom w:w="150" w:type="dxa"/>
+              <w:right w:w="0" w:type="dxa"/>
+            </w:tcMar>
+            <w:vAlign w:val="center"/>
+            <w:hideMark/>
+          </w:tcPr>
+          <w:p>
+            <w:r>
+              <w:t>PASS</w:t>
+            </w:r>
+          </w:p>
+        </w:tc>
+      </w:tr>
+      <w:tr>
+        <w:tc>
+          <w:tcPr>
+            <w:tcW w:w="0" w:type="auto"/>
+            <w:tcMar>
+              <w:top w:w="150" w:type="dxa"/>
+              <w:left w:w="0" w:type="dxa"/>
+              <w:bottom w:w="150" w:type="dxa"/>
+              <w:right w:w="240" w:type="dxa"/>
+            </w:tcMar>
+            <w:vAlign w:val="center"/>
+            <w:hideMark/>
+          </w:tcPr>
+          <w:p>
+            <w:r>
+              <w:t>TC-18</w:t>
+            </w:r>
+          </w:p>
+        </w:tc>
+        <w:tc>
+          <w:tcPr>
+            <w:tcW w:w="0" w:type="auto"/>
+            <w:tcMar>
+              <w:top w:w="150" w:type="dxa"/>
+              <w:left w:w="240" w:type="dxa"/>
+              <w:bottom w:w="150" w:type="dxa"/>
+              <w:right w:w="240" w:type="dxa"/>
+            </w:tcMar>
+            <w:vAlign w:val="center"/>
+            <w:hideMark/>
+          </w:tcPr>
+          <w:p>
+            <w:r>
+              <w:t>Keyboard Tab through dialog</w:t>
+            </w:r>
+          </w:p>
+        </w:tc>
+        <w:tc>
+          <w:tcPr>
+            <w:tcW w:w="0" w:type="auto"/>
+            <w:tcMar>
+              <w:top w:w="150" w:type="dxa"/>
+              <w:left w:w="240" w:type="dxa"/>
+              <w:bottom w:w="150" w:type="dxa"/>
+              <w:right w:w="240" w:type="dxa"/>
+            </w:tcMar>
+            <w:vAlign w:val="center"/>
+            <w:hideMark/>
+          </w:tcPr>
+          <w:p>
+            <w:r>
+              <w:t>Focus stays inside dialog (focus trap)</w:t>
             </w:r>
           </w:p>
         </w:tc>
@@ -675,14 +1615,1617 @@
           <w:b/>
           <w:bCs/>
         </w:rPr>
-        <w:t>2. Cross-Browser Testing</w:t>
+        <w:t>3. Colour Verification</w:t>
       </w:r>
     </w:p>
     <w:p>
+      <w:r>
+        <w:t>Each of the 20 colours was tested in both light and dark themes.</w:t>
+      </w:r>
+    </w:p>
+    <w:tbl>
+      <w:tblPr>
+        <w:tblW w:w="0" w:type="auto"/>
+        <w:tblCellMar>
+          <w:top w:w="15" w:type="dxa"/>
+          <w:left w:w="15" w:type="dxa"/>
+          <w:bottom w:w="15" w:type="dxa"/>
+          <w:right w:w="15" w:type="dxa"/>
+        </w:tblCellMar>
+        <w:tblLook w:val="04A0" w:firstRow="1" w:lastRow="0" w:firstColumn="1" w:lastColumn="0" w:noHBand="0" w:noVBand="1"/>
+      </w:tblPr>
+      <w:tblGrid>
+        <w:gridCol w:w="484"/>
+        <w:gridCol w:w="1800"/>
+        <w:gridCol w:w="954"/>
+        <w:gridCol w:w="936"/>
+      </w:tblGrid>
+      <w:tr>
+        <w:trPr>
+          <w:tblHeader/>
+        </w:trPr>
+        <w:tc>
+          <w:tcPr>
+            <w:tcW w:w="0" w:type="auto"/>
+            <w:tcBorders>
+              <w:top w:val="nil"/>
+            </w:tcBorders>
+            <w:tcMar>
+              <w:top w:w="150" w:type="dxa"/>
+              <w:left w:w="0" w:type="dxa"/>
+              <w:bottom w:w="150" w:type="dxa"/>
+              <w:right w:w="240" w:type="dxa"/>
+            </w:tcMar>
+            <w:vAlign w:val="center"/>
+            <w:hideMark/>
+          </w:tcPr>
+          <w:p>
+            <w:r>
+              <w:lastRenderedPageBreak/>
+              <w:t>#</w:t>
+            </w:r>
+          </w:p>
+        </w:tc>
+        <w:tc>
+          <w:tcPr>
+            <w:tcW w:w="0" w:type="auto"/>
+            <w:tcBorders>
+              <w:top w:val="nil"/>
+            </w:tcBorders>
+            <w:tcMar>
+              <w:top w:w="150" w:type="dxa"/>
+              <w:left w:w="240" w:type="dxa"/>
+              <w:bottom w:w="150" w:type="dxa"/>
+              <w:right w:w="240" w:type="dxa"/>
+            </w:tcMar>
+            <w:vAlign w:val="center"/>
+            <w:hideMark/>
+          </w:tcPr>
+          <w:p>
+            <w:r>
+              <w:t>Colour</w:t>
+            </w:r>
+          </w:p>
+        </w:tc>
+        <w:tc>
+          <w:tcPr>
+            <w:tcW w:w="0" w:type="auto"/>
+            <w:tcBorders>
+              <w:top w:val="nil"/>
+            </w:tcBorders>
+            <w:tcMar>
+              <w:top w:w="150" w:type="dxa"/>
+              <w:left w:w="240" w:type="dxa"/>
+              <w:bottom w:w="150" w:type="dxa"/>
+              <w:right w:w="240" w:type="dxa"/>
+            </w:tcMar>
+            <w:vAlign w:val="center"/>
+            <w:hideMark/>
+          </w:tcPr>
+          <w:p>
+            <w:r>
+              <w:t>Light</w:t>
+            </w:r>
+          </w:p>
+        </w:tc>
+        <w:tc>
+          <w:tcPr>
+            <w:tcW w:w="0" w:type="auto"/>
+            <w:tcBorders>
+              <w:top w:val="nil"/>
+            </w:tcBorders>
+            <w:tcMar>
+              <w:top w:w="150" w:type="dxa"/>
+              <w:left w:w="240" w:type="dxa"/>
+              <w:bottom w:w="150" w:type="dxa"/>
+              <w:right w:w="240" w:type="dxa"/>
+            </w:tcMar>
+            <w:vAlign w:val="center"/>
+            <w:hideMark/>
+          </w:tcPr>
+          <w:p>
+            <w:r>
+              <w:t>Dark</w:t>
+            </w:r>
+          </w:p>
+        </w:tc>
+      </w:tr>
+      <w:tr>
+        <w:tc>
+          <w:tcPr>
+            <w:tcW w:w="0" w:type="auto"/>
+            <w:tcMar>
+              <w:top w:w="150" w:type="dxa"/>
+              <w:left w:w="0" w:type="dxa"/>
+              <w:bottom w:w="150" w:type="dxa"/>
+              <w:right w:w="240" w:type="dxa"/>
+            </w:tcMar>
+            <w:vAlign w:val="center"/>
+            <w:hideMark/>
+          </w:tcPr>
+          <w:p>
+            <w:r>
+              <w:t>1</w:t>
+            </w:r>
+          </w:p>
+        </w:tc>
+        <w:tc>
+          <w:tcPr>
+            <w:tcW w:w="0" w:type="auto"/>
+            <w:tcMar>
+              <w:top w:w="150" w:type="dxa"/>
+              <w:left w:w="240" w:type="dxa"/>
+              <w:bottom w:w="150" w:type="dxa"/>
+              <w:right w:w="240" w:type="dxa"/>
+            </w:tcMar>
+            <w:vAlign w:val="center"/>
+            <w:hideMark/>
+          </w:tcPr>
+          <w:p>
+            <w:r>
+              <w:t>Blue (default)</w:t>
+            </w:r>
+          </w:p>
+        </w:tc>
+        <w:tc>
+          <w:tcPr>
+            <w:tcW w:w="0" w:type="auto"/>
+            <w:tcMar>
+              <w:top w:w="150" w:type="dxa"/>
+              <w:left w:w="240" w:type="dxa"/>
+              <w:bottom w:w="150" w:type="dxa"/>
+              <w:right w:w="240" w:type="dxa"/>
+            </w:tcMar>
+            <w:vAlign w:val="center"/>
+            <w:hideMark/>
+          </w:tcPr>
+          <w:p>
+            <w:r>
+              <w:t>PASS</w:t>
+            </w:r>
+          </w:p>
+        </w:tc>
+        <w:tc>
+          <w:tcPr>
+            <w:tcW w:w="0" w:type="auto"/>
+            <w:tcMar>
+              <w:top w:w="150" w:type="dxa"/>
+              <w:left w:w="240" w:type="dxa"/>
+              <w:bottom w:w="150" w:type="dxa"/>
+              <w:right w:w="0" w:type="dxa"/>
+            </w:tcMar>
+            <w:vAlign w:val="center"/>
+            <w:hideMark/>
+          </w:tcPr>
+          <w:p>
+            <w:r>
+              <w:t>PASS</w:t>
+            </w:r>
+          </w:p>
+        </w:tc>
+      </w:tr>
+      <w:tr>
+        <w:tc>
+          <w:tcPr>
+            <w:tcW w:w="0" w:type="auto"/>
+            <w:tcMar>
+              <w:top w:w="150" w:type="dxa"/>
+              <w:left w:w="0" w:type="dxa"/>
+              <w:bottom w:w="150" w:type="dxa"/>
+              <w:right w:w="240" w:type="dxa"/>
+            </w:tcMar>
+            <w:vAlign w:val="center"/>
+            <w:hideMark/>
+          </w:tcPr>
+          <w:p>
+            <w:r>
+              <w:t>2</w:t>
+            </w:r>
+          </w:p>
+        </w:tc>
+        <w:tc>
+          <w:tcPr>
+            <w:tcW w:w="0" w:type="auto"/>
+            <w:tcMar>
+              <w:top w:w="150" w:type="dxa"/>
+              <w:left w:w="240" w:type="dxa"/>
+              <w:bottom w:w="150" w:type="dxa"/>
+              <w:right w:w="240" w:type="dxa"/>
+            </w:tcMar>
+            <w:vAlign w:val="center"/>
+            <w:hideMark/>
+          </w:tcPr>
+          <w:p>
+            <w:r>
+              <w:t>Purple</w:t>
+            </w:r>
+          </w:p>
+        </w:tc>
+        <w:tc>
+          <w:tcPr>
+            <w:tcW w:w="0" w:type="auto"/>
+            <w:tcMar>
+              <w:top w:w="150" w:type="dxa"/>
+              <w:left w:w="240" w:type="dxa"/>
+              <w:bottom w:w="150" w:type="dxa"/>
+              <w:right w:w="240" w:type="dxa"/>
+            </w:tcMar>
+            <w:vAlign w:val="center"/>
+            <w:hideMark/>
+          </w:tcPr>
+          <w:p>
+            <w:r>
+              <w:t>PASS</w:t>
+            </w:r>
+          </w:p>
+        </w:tc>
+        <w:tc>
+          <w:tcPr>
+            <w:tcW w:w="0" w:type="auto"/>
+            <w:tcMar>
+              <w:top w:w="150" w:type="dxa"/>
+              <w:left w:w="240" w:type="dxa"/>
+              <w:bottom w:w="150" w:type="dxa"/>
+              <w:right w:w="0" w:type="dxa"/>
+            </w:tcMar>
+            <w:vAlign w:val="center"/>
+            <w:hideMark/>
+          </w:tcPr>
+          <w:p>
+            <w:r>
+              <w:t>PASS</w:t>
+            </w:r>
+          </w:p>
+        </w:tc>
+      </w:tr>
+      <w:tr>
+        <w:tc>
+          <w:tcPr>
+            <w:tcW w:w="0" w:type="auto"/>
+            <w:tcMar>
+              <w:top w:w="150" w:type="dxa"/>
+              <w:left w:w="0" w:type="dxa"/>
+              <w:bottom w:w="150" w:type="dxa"/>
+              <w:right w:w="240" w:type="dxa"/>
+            </w:tcMar>
+            <w:vAlign w:val="center"/>
+            <w:hideMark/>
+          </w:tcPr>
+          <w:p>
+            <w:r>
+              <w:t>3</w:t>
+            </w:r>
+          </w:p>
+        </w:tc>
+        <w:tc>
+          <w:tcPr>
+            <w:tcW w:w="0" w:type="auto"/>
+            <w:tcMar>
+              <w:top w:w="150" w:type="dxa"/>
+              <w:left w:w="240" w:type="dxa"/>
+              <w:bottom w:w="150" w:type="dxa"/>
+              <w:right w:w="240" w:type="dxa"/>
+            </w:tcMar>
+            <w:vAlign w:val="center"/>
+            <w:hideMark/>
+          </w:tcPr>
+          <w:p>
+            <w:r>
+              <w:t>Green</w:t>
+            </w:r>
+          </w:p>
+        </w:tc>
+        <w:tc>
+          <w:tcPr>
+            <w:tcW w:w="0" w:type="auto"/>
+            <w:tcMar>
+              <w:top w:w="150" w:type="dxa"/>
+              <w:left w:w="240" w:type="dxa"/>
+              <w:bottom w:w="150" w:type="dxa"/>
+              <w:right w:w="240" w:type="dxa"/>
+            </w:tcMar>
+            <w:vAlign w:val="center"/>
+            <w:hideMark/>
+          </w:tcPr>
+          <w:p>
+            <w:r>
+              <w:t>PASS</w:t>
+            </w:r>
+          </w:p>
+        </w:tc>
+        <w:tc>
+          <w:tcPr>
+            <w:tcW w:w="0" w:type="auto"/>
+            <w:tcMar>
+              <w:top w:w="150" w:type="dxa"/>
+              <w:left w:w="240" w:type="dxa"/>
+              <w:bottom w:w="150" w:type="dxa"/>
+              <w:right w:w="0" w:type="dxa"/>
+            </w:tcMar>
+            <w:vAlign w:val="center"/>
+            <w:hideMark/>
+          </w:tcPr>
+          <w:p>
+            <w:r>
+              <w:t>PASS</w:t>
+            </w:r>
+          </w:p>
+        </w:tc>
+      </w:tr>
+      <w:tr>
+        <w:tc>
+          <w:tcPr>
+            <w:tcW w:w="0" w:type="auto"/>
+            <w:tcMar>
+              <w:top w:w="150" w:type="dxa"/>
+              <w:left w:w="0" w:type="dxa"/>
+              <w:bottom w:w="150" w:type="dxa"/>
+              <w:right w:w="240" w:type="dxa"/>
+            </w:tcMar>
+            <w:vAlign w:val="center"/>
+            <w:hideMark/>
+          </w:tcPr>
+          <w:p>
+            <w:r>
+              <w:t>4</w:t>
+            </w:r>
+          </w:p>
+        </w:tc>
+        <w:tc>
+          <w:tcPr>
+            <w:tcW w:w="0" w:type="auto"/>
+            <w:tcMar>
+              <w:top w:w="150" w:type="dxa"/>
+              <w:left w:w="240" w:type="dxa"/>
+              <w:bottom w:w="150" w:type="dxa"/>
+              <w:right w:w="240" w:type="dxa"/>
+            </w:tcMar>
+            <w:vAlign w:val="center"/>
+            <w:hideMark/>
+          </w:tcPr>
+          <w:p>
+            <w:r>
+              <w:t>Red</w:t>
+            </w:r>
+          </w:p>
+        </w:tc>
+        <w:tc>
+          <w:tcPr>
+            <w:tcW w:w="0" w:type="auto"/>
+            <w:tcMar>
+              <w:top w:w="150" w:type="dxa"/>
+              <w:left w:w="240" w:type="dxa"/>
+              <w:bottom w:w="150" w:type="dxa"/>
+              <w:right w:w="240" w:type="dxa"/>
+            </w:tcMar>
+            <w:vAlign w:val="center"/>
+            <w:hideMark/>
+          </w:tcPr>
+          <w:p>
+            <w:r>
+              <w:t>PASS</w:t>
+            </w:r>
+          </w:p>
+        </w:tc>
+        <w:tc>
+          <w:tcPr>
+            <w:tcW w:w="0" w:type="auto"/>
+            <w:tcMar>
+              <w:top w:w="150" w:type="dxa"/>
+              <w:left w:w="240" w:type="dxa"/>
+              <w:bottom w:w="150" w:type="dxa"/>
+              <w:right w:w="0" w:type="dxa"/>
+            </w:tcMar>
+            <w:vAlign w:val="center"/>
+            <w:hideMark/>
+          </w:tcPr>
+          <w:p>
+            <w:r>
+              <w:t>PASS</w:t>
+            </w:r>
+          </w:p>
+        </w:tc>
+      </w:tr>
+      <w:tr>
+        <w:tc>
+          <w:tcPr>
+            <w:tcW w:w="0" w:type="auto"/>
+            <w:tcMar>
+              <w:top w:w="150" w:type="dxa"/>
+              <w:left w:w="0" w:type="dxa"/>
+              <w:bottom w:w="150" w:type="dxa"/>
+              <w:right w:w="240" w:type="dxa"/>
+            </w:tcMar>
+            <w:vAlign w:val="center"/>
+            <w:hideMark/>
+          </w:tcPr>
+          <w:p>
+            <w:r>
+              <w:t>5</w:t>
+            </w:r>
+          </w:p>
+        </w:tc>
+        <w:tc>
+          <w:tcPr>
+            <w:tcW w:w="0" w:type="auto"/>
+            <w:tcMar>
+              <w:top w:w="150" w:type="dxa"/>
+              <w:left w:w="240" w:type="dxa"/>
+              <w:bottom w:w="150" w:type="dxa"/>
+              <w:right w:w="240" w:type="dxa"/>
+            </w:tcMar>
+            <w:vAlign w:val="center"/>
+            <w:hideMark/>
+          </w:tcPr>
+          <w:p>
+            <w:r>
+              <w:t>Orange</w:t>
+            </w:r>
+          </w:p>
+        </w:tc>
+        <w:tc>
+          <w:tcPr>
+            <w:tcW w:w="0" w:type="auto"/>
+            <w:tcMar>
+              <w:top w:w="150" w:type="dxa"/>
+              <w:left w:w="240" w:type="dxa"/>
+              <w:bottom w:w="150" w:type="dxa"/>
+              <w:right w:w="240" w:type="dxa"/>
+            </w:tcMar>
+            <w:vAlign w:val="center"/>
+            <w:hideMark/>
+          </w:tcPr>
+          <w:p>
+            <w:r>
+              <w:t>PASS</w:t>
+            </w:r>
+          </w:p>
+        </w:tc>
+        <w:tc>
+          <w:tcPr>
+            <w:tcW w:w="0" w:type="auto"/>
+            <w:tcMar>
+              <w:top w:w="150" w:type="dxa"/>
+              <w:left w:w="240" w:type="dxa"/>
+              <w:bottom w:w="150" w:type="dxa"/>
+              <w:right w:w="0" w:type="dxa"/>
+            </w:tcMar>
+            <w:vAlign w:val="center"/>
+            <w:hideMark/>
+          </w:tcPr>
+          <w:p>
+            <w:r>
+              <w:t>PASS</w:t>
+            </w:r>
+          </w:p>
+        </w:tc>
+      </w:tr>
+      <w:tr>
+        <w:tc>
+          <w:tcPr>
+            <w:tcW w:w="0" w:type="auto"/>
+            <w:tcMar>
+              <w:top w:w="150" w:type="dxa"/>
+              <w:left w:w="0" w:type="dxa"/>
+              <w:bottom w:w="150" w:type="dxa"/>
+              <w:right w:w="240" w:type="dxa"/>
+            </w:tcMar>
+            <w:vAlign w:val="center"/>
+            <w:hideMark/>
+          </w:tcPr>
+          <w:p>
+            <w:r>
+              <w:t>6</w:t>
+            </w:r>
+          </w:p>
+        </w:tc>
+        <w:tc>
+          <w:tcPr>
+            <w:tcW w:w="0" w:type="auto"/>
+            <w:tcMar>
+              <w:top w:w="150" w:type="dxa"/>
+              <w:left w:w="240" w:type="dxa"/>
+              <w:bottom w:w="150" w:type="dxa"/>
+              <w:right w:w="240" w:type="dxa"/>
+            </w:tcMar>
+            <w:vAlign w:val="center"/>
+            <w:hideMark/>
+          </w:tcPr>
+          <w:p>
+            <w:r>
+              <w:t>Yellow</w:t>
+            </w:r>
+          </w:p>
+        </w:tc>
+        <w:tc>
+          <w:tcPr>
+            <w:tcW w:w="0" w:type="auto"/>
+            <w:tcMar>
+              <w:top w:w="150" w:type="dxa"/>
+              <w:left w:w="240" w:type="dxa"/>
+              <w:bottom w:w="150" w:type="dxa"/>
+              <w:right w:w="240" w:type="dxa"/>
+            </w:tcMar>
+            <w:vAlign w:val="center"/>
+            <w:hideMark/>
+          </w:tcPr>
+          <w:p>
+            <w:r>
+              <w:t>PASS</w:t>
+            </w:r>
+          </w:p>
+        </w:tc>
+        <w:tc>
+          <w:tcPr>
+            <w:tcW w:w="0" w:type="auto"/>
+            <w:tcMar>
+              <w:top w:w="150" w:type="dxa"/>
+              <w:left w:w="240" w:type="dxa"/>
+              <w:bottom w:w="150" w:type="dxa"/>
+              <w:right w:w="0" w:type="dxa"/>
+            </w:tcMar>
+            <w:vAlign w:val="center"/>
+            <w:hideMark/>
+          </w:tcPr>
+          <w:p>
+            <w:r>
+              <w:t>PASS</w:t>
+            </w:r>
+          </w:p>
+        </w:tc>
+      </w:tr>
+      <w:tr>
+        <w:tc>
+          <w:tcPr>
+            <w:tcW w:w="0" w:type="auto"/>
+            <w:tcMar>
+              <w:top w:w="150" w:type="dxa"/>
+              <w:left w:w="0" w:type="dxa"/>
+              <w:bottom w:w="150" w:type="dxa"/>
+              <w:right w:w="240" w:type="dxa"/>
+            </w:tcMar>
+            <w:vAlign w:val="center"/>
+            <w:hideMark/>
+          </w:tcPr>
+          <w:p>
+            <w:r>
+              <w:t>7</w:t>
+            </w:r>
+          </w:p>
+        </w:tc>
+        <w:tc>
+          <w:tcPr>
+            <w:tcW w:w="0" w:type="auto"/>
+            <w:tcMar>
+              <w:top w:w="150" w:type="dxa"/>
+              <w:left w:w="240" w:type="dxa"/>
+              <w:bottom w:w="150" w:type="dxa"/>
+              <w:right w:w="240" w:type="dxa"/>
+            </w:tcMar>
+            <w:vAlign w:val="center"/>
+            <w:hideMark/>
+          </w:tcPr>
+          <w:p>
+            <w:r>
+              <w:t>Pink</w:t>
+            </w:r>
+          </w:p>
+        </w:tc>
+        <w:tc>
+          <w:tcPr>
+            <w:tcW w:w="0" w:type="auto"/>
+            <w:tcMar>
+              <w:top w:w="150" w:type="dxa"/>
+              <w:left w:w="240" w:type="dxa"/>
+              <w:bottom w:w="150" w:type="dxa"/>
+              <w:right w:w="240" w:type="dxa"/>
+            </w:tcMar>
+            <w:vAlign w:val="center"/>
+            <w:hideMark/>
+          </w:tcPr>
+          <w:p>
+            <w:r>
+              <w:t>PASS</w:t>
+            </w:r>
+          </w:p>
+        </w:tc>
+        <w:tc>
+          <w:tcPr>
+            <w:tcW w:w="0" w:type="auto"/>
+            <w:tcMar>
+              <w:top w:w="150" w:type="dxa"/>
+              <w:left w:w="240" w:type="dxa"/>
+              <w:bottom w:w="150" w:type="dxa"/>
+              <w:right w:w="0" w:type="dxa"/>
+            </w:tcMar>
+            <w:vAlign w:val="center"/>
+            <w:hideMark/>
+          </w:tcPr>
+          <w:p>
+            <w:r>
+              <w:t>PASS</w:t>
+            </w:r>
+          </w:p>
+        </w:tc>
+      </w:tr>
+      <w:tr>
+        <w:tc>
+          <w:tcPr>
+            <w:tcW w:w="0" w:type="auto"/>
+            <w:tcMar>
+              <w:top w:w="150" w:type="dxa"/>
+              <w:left w:w="0" w:type="dxa"/>
+              <w:bottom w:w="150" w:type="dxa"/>
+              <w:right w:w="240" w:type="dxa"/>
+            </w:tcMar>
+            <w:vAlign w:val="center"/>
+            <w:hideMark/>
+          </w:tcPr>
+          <w:p>
+            <w:r>
+              <w:t>8</w:t>
+            </w:r>
+          </w:p>
+        </w:tc>
+        <w:tc>
+          <w:tcPr>
+            <w:tcW w:w="0" w:type="auto"/>
+            <w:tcMar>
+              <w:top w:w="150" w:type="dxa"/>
+              <w:left w:w="240" w:type="dxa"/>
+              <w:bottom w:w="150" w:type="dxa"/>
+              <w:right w:w="240" w:type="dxa"/>
+            </w:tcMar>
+            <w:vAlign w:val="center"/>
+            <w:hideMark/>
+          </w:tcPr>
+          <w:p>
+            <w:r>
+              <w:t>Cyan</w:t>
+            </w:r>
+          </w:p>
+        </w:tc>
+        <w:tc>
+          <w:tcPr>
+            <w:tcW w:w="0" w:type="auto"/>
+            <w:tcMar>
+              <w:top w:w="150" w:type="dxa"/>
+              <w:left w:w="240" w:type="dxa"/>
+              <w:bottom w:w="150" w:type="dxa"/>
+              <w:right w:w="240" w:type="dxa"/>
+            </w:tcMar>
+            <w:vAlign w:val="center"/>
+            <w:hideMark/>
+          </w:tcPr>
+          <w:p>
+            <w:r>
+              <w:t>PASS</w:t>
+            </w:r>
+          </w:p>
+        </w:tc>
+        <w:tc>
+          <w:tcPr>
+            <w:tcW w:w="0" w:type="auto"/>
+            <w:tcMar>
+              <w:top w:w="150" w:type="dxa"/>
+              <w:left w:w="240" w:type="dxa"/>
+              <w:bottom w:w="150" w:type="dxa"/>
+              <w:right w:w="0" w:type="dxa"/>
+            </w:tcMar>
+            <w:vAlign w:val="center"/>
+            <w:hideMark/>
+          </w:tcPr>
+          <w:p>
+            <w:r>
+              <w:t>PASS</w:t>
+            </w:r>
+          </w:p>
+        </w:tc>
+      </w:tr>
+      <w:tr>
+        <w:tc>
+          <w:tcPr>
+            <w:tcW w:w="0" w:type="auto"/>
+            <w:tcMar>
+              <w:top w:w="150" w:type="dxa"/>
+              <w:left w:w="0" w:type="dxa"/>
+              <w:bottom w:w="150" w:type="dxa"/>
+              <w:right w:w="240" w:type="dxa"/>
+            </w:tcMar>
+            <w:vAlign w:val="center"/>
+            <w:hideMark/>
+          </w:tcPr>
+          <w:p>
+            <w:r>
+              <w:t>9</w:t>
+            </w:r>
+          </w:p>
+        </w:tc>
+        <w:tc>
+          <w:tcPr>
+            <w:tcW w:w="0" w:type="auto"/>
+            <w:tcMar>
+              <w:top w:w="150" w:type="dxa"/>
+              <w:left w:w="240" w:type="dxa"/>
+              <w:bottom w:w="150" w:type="dxa"/>
+              <w:right w:w="240" w:type="dxa"/>
+            </w:tcMar>
+            <w:vAlign w:val="center"/>
+            <w:hideMark/>
+          </w:tcPr>
+          <w:p>
+            <w:r>
+              <w:t>Teal</w:t>
+            </w:r>
+          </w:p>
+        </w:tc>
+        <w:tc>
+          <w:tcPr>
+            <w:tcW w:w="0" w:type="auto"/>
+            <w:tcMar>
+              <w:top w:w="150" w:type="dxa"/>
+              <w:left w:w="240" w:type="dxa"/>
+              <w:bottom w:w="150" w:type="dxa"/>
+              <w:right w:w="240" w:type="dxa"/>
+            </w:tcMar>
+            <w:vAlign w:val="center"/>
+            <w:hideMark/>
+          </w:tcPr>
+          <w:p>
+            <w:r>
+              <w:t>PASS</w:t>
+            </w:r>
+          </w:p>
+        </w:tc>
+        <w:tc>
+          <w:tcPr>
+            <w:tcW w:w="0" w:type="auto"/>
+            <w:tcMar>
+              <w:top w:w="150" w:type="dxa"/>
+              <w:left w:w="240" w:type="dxa"/>
+              <w:bottom w:w="150" w:type="dxa"/>
+              <w:right w:w="0" w:type="dxa"/>
+            </w:tcMar>
+            <w:vAlign w:val="center"/>
+            <w:hideMark/>
+          </w:tcPr>
+          <w:p>
+            <w:r>
+              <w:t>PASS</w:t>
+            </w:r>
+          </w:p>
+        </w:tc>
+      </w:tr>
+      <w:tr>
+        <w:tc>
+          <w:tcPr>
+            <w:tcW w:w="0" w:type="auto"/>
+            <w:tcMar>
+              <w:top w:w="150" w:type="dxa"/>
+              <w:left w:w="0" w:type="dxa"/>
+              <w:bottom w:w="150" w:type="dxa"/>
+              <w:right w:w="240" w:type="dxa"/>
+            </w:tcMar>
+            <w:vAlign w:val="center"/>
+            <w:hideMark/>
+          </w:tcPr>
+          <w:p>
+            <w:r>
+              <w:t>10</w:t>
+            </w:r>
+          </w:p>
+        </w:tc>
+        <w:tc>
+          <w:tcPr>
+            <w:tcW w:w="0" w:type="auto"/>
+            <w:tcMar>
+              <w:top w:w="150" w:type="dxa"/>
+              <w:left w:w="240" w:type="dxa"/>
+              <w:bottom w:w="150" w:type="dxa"/>
+              <w:right w:w="240" w:type="dxa"/>
+            </w:tcMar>
+            <w:vAlign w:val="center"/>
+            <w:hideMark/>
+          </w:tcPr>
+          <w:p>
+            <w:r>
+              <w:t>Indigo</w:t>
+            </w:r>
+          </w:p>
+        </w:tc>
+        <w:tc>
+          <w:tcPr>
+            <w:tcW w:w="0" w:type="auto"/>
+            <w:tcMar>
+              <w:top w:w="150" w:type="dxa"/>
+              <w:left w:w="240" w:type="dxa"/>
+              <w:bottom w:w="150" w:type="dxa"/>
+              <w:right w:w="240" w:type="dxa"/>
+            </w:tcMar>
+            <w:vAlign w:val="center"/>
+            <w:hideMark/>
+          </w:tcPr>
+          <w:p>
+            <w:r>
+              <w:t>PASS</w:t>
+            </w:r>
+          </w:p>
+        </w:tc>
+        <w:tc>
+          <w:tcPr>
+            <w:tcW w:w="0" w:type="auto"/>
+            <w:tcMar>
+              <w:top w:w="150" w:type="dxa"/>
+              <w:left w:w="240" w:type="dxa"/>
+              <w:bottom w:w="150" w:type="dxa"/>
+              <w:right w:w="0" w:type="dxa"/>
+            </w:tcMar>
+            <w:vAlign w:val="center"/>
+            <w:hideMark/>
+          </w:tcPr>
+          <w:p>
+            <w:r>
+              <w:t>PASS</w:t>
+            </w:r>
+          </w:p>
+        </w:tc>
+      </w:tr>
+      <w:tr>
+        <w:tc>
+          <w:tcPr>
+            <w:tcW w:w="0" w:type="auto"/>
+            <w:tcMar>
+              <w:top w:w="150" w:type="dxa"/>
+              <w:left w:w="0" w:type="dxa"/>
+              <w:bottom w:w="150" w:type="dxa"/>
+              <w:right w:w="240" w:type="dxa"/>
+            </w:tcMar>
+            <w:vAlign w:val="center"/>
+            <w:hideMark/>
+          </w:tcPr>
+          <w:p>
+            <w:r>
+              <w:t>11</w:t>
+            </w:r>
+          </w:p>
+        </w:tc>
+        <w:tc>
+          <w:tcPr>
+            <w:tcW w:w="0" w:type="auto"/>
+            <w:tcMar>
+              <w:top w:w="150" w:type="dxa"/>
+              <w:left w:w="240" w:type="dxa"/>
+              <w:bottom w:w="150" w:type="dxa"/>
+              <w:right w:w="240" w:type="dxa"/>
+            </w:tcMar>
+            <w:vAlign w:val="center"/>
+            <w:hideMark/>
+          </w:tcPr>
+          <w:p>
+            <w:r>
+              <w:t>Lime</w:t>
+            </w:r>
+          </w:p>
+        </w:tc>
+        <w:tc>
+          <w:tcPr>
+            <w:tcW w:w="0" w:type="auto"/>
+            <w:tcMar>
+              <w:top w:w="150" w:type="dxa"/>
+              <w:left w:w="240" w:type="dxa"/>
+              <w:bottom w:w="150" w:type="dxa"/>
+              <w:right w:w="240" w:type="dxa"/>
+            </w:tcMar>
+            <w:vAlign w:val="center"/>
+            <w:hideMark/>
+          </w:tcPr>
+          <w:p>
+            <w:r>
+              <w:t>PASS</w:t>
+            </w:r>
+          </w:p>
+        </w:tc>
+        <w:tc>
+          <w:tcPr>
+            <w:tcW w:w="0" w:type="auto"/>
+            <w:tcMar>
+              <w:top w:w="150" w:type="dxa"/>
+              <w:left w:w="240" w:type="dxa"/>
+              <w:bottom w:w="150" w:type="dxa"/>
+              <w:right w:w="0" w:type="dxa"/>
+            </w:tcMar>
+            <w:vAlign w:val="center"/>
+            <w:hideMark/>
+          </w:tcPr>
+          <w:p>
+            <w:r>
+              <w:t>PASS</w:t>
+            </w:r>
+          </w:p>
+        </w:tc>
+      </w:tr>
+      <w:tr>
+        <w:tc>
+          <w:tcPr>
+            <w:tcW w:w="0" w:type="auto"/>
+            <w:tcMar>
+              <w:top w:w="150" w:type="dxa"/>
+              <w:left w:w="0" w:type="dxa"/>
+              <w:bottom w:w="150" w:type="dxa"/>
+              <w:right w:w="240" w:type="dxa"/>
+            </w:tcMar>
+            <w:vAlign w:val="center"/>
+            <w:hideMark/>
+          </w:tcPr>
+          <w:p>
+            <w:r>
+              <w:t>12</w:t>
+            </w:r>
+          </w:p>
+        </w:tc>
+        <w:tc>
+          <w:tcPr>
+            <w:tcW w:w="0" w:type="auto"/>
+            <w:tcMar>
+              <w:top w:w="150" w:type="dxa"/>
+              <w:left w:w="240" w:type="dxa"/>
+              <w:bottom w:w="150" w:type="dxa"/>
+              <w:right w:w="240" w:type="dxa"/>
+            </w:tcMar>
+            <w:vAlign w:val="center"/>
+            <w:hideMark/>
+          </w:tcPr>
+          <w:p>
+            <w:r>
+              <w:t>Rose</w:t>
+            </w:r>
+          </w:p>
+        </w:tc>
+        <w:tc>
+          <w:tcPr>
+            <w:tcW w:w="0" w:type="auto"/>
+            <w:tcMar>
+              <w:top w:w="150" w:type="dxa"/>
+              <w:left w:w="240" w:type="dxa"/>
+              <w:bottom w:w="150" w:type="dxa"/>
+              <w:right w:w="240" w:type="dxa"/>
+            </w:tcMar>
+            <w:vAlign w:val="center"/>
+            <w:hideMark/>
+          </w:tcPr>
+          <w:p>
+            <w:r>
+              <w:t>PASS</w:t>
+            </w:r>
+          </w:p>
+        </w:tc>
+        <w:tc>
+          <w:tcPr>
+            <w:tcW w:w="0" w:type="auto"/>
+            <w:tcMar>
+              <w:top w:w="150" w:type="dxa"/>
+              <w:left w:w="240" w:type="dxa"/>
+              <w:bottom w:w="150" w:type="dxa"/>
+              <w:right w:w="0" w:type="dxa"/>
+            </w:tcMar>
+            <w:vAlign w:val="center"/>
+            <w:hideMark/>
+          </w:tcPr>
+          <w:p>
+            <w:r>
+              <w:t>PASS</w:t>
+            </w:r>
+          </w:p>
+        </w:tc>
+      </w:tr>
+      <w:tr>
+        <w:tc>
+          <w:tcPr>
+            <w:tcW w:w="0" w:type="auto"/>
+            <w:tcMar>
+              <w:top w:w="150" w:type="dxa"/>
+              <w:left w:w="0" w:type="dxa"/>
+              <w:bottom w:w="150" w:type="dxa"/>
+              <w:right w:w="240" w:type="dxa"/>
+            </w:tcMar>
+            <w:vAlign w:val="center"/>
+            <w:hideMark/>
+          </w:tcPr>
+          <w:p>
+            <w:r>
+              <w:t>13</w:t>
+            </w:r>
+          </w:p>
+        </w:tc>
+        <w:tc>
+          <w:tcPr>
+            <w:tcW w:w="0" w:type="auto"/>
+            <w:tcMar>
+              <w:top w:w="150" w:type="dxa"/>
+              <w:left w:w="240" w:type="dxa"/>
+              <w:bottom w:w="150" w:type="dxa"/>
+              <w:right w:w="240" w:type="dxa"/>
+            </w:tcMar>
+            <w:vAlign w:val="center"/>
+            <w:hideMark/>
+          </w:tcPr>
+          <w:p>
+            <w:r>
+              <w:t>Slate</w:t>
+            </w:r>
+          </w:p>
+        </w:tc>
+        <w:tc>
+          <w:tcPr>
+            <w:tcW w:w="0" w:type="auto"/>
+            <w:tcMar>
+              <w:top w:w="150" w:type="dxa"/>
+              <w:left w:w="240" w:type="dxa"/>
+              <w:bottom w:w="150" w:type="dxa"/>
+              <w:right w:w="240" w:type="dxa"/>
+            </w:tcMar>
+            <w:vAlign w:val="center"/>
+            <w:hideMark/>
+          </w:tcPr>
+          <w:p>
+            <w:r>
+              <w:t>PASS</w:t>
+            </w:r>
+          </w:p>
+        </w:tc>
+        <w:tc>
+          <w:tcPr>
+            <w:tcW w:w="0" w:type="auto"/>
+            <w:tcMar>
+              <w:top w:w="150" w:type="dxa"/>
+              <w:left w:w="240" w:type="dxa"/>
+              <w:bottom w:w="150" w:type="dxa"/>
+              <w:right w:w="0" w:type="dxa"/>
+            </w:tcMar>
+            <w:vAlign w:val="center"/>
+            <w:hideMark/>
+          </w:tcPr>
+          <w:p>
+            <w:r>
+              <w:t>PASS</w:t>
+            </w:r>
+          </w:p>
+        </w:tc>
+      </w:tr>
+      <w:tr>
+        <w:tc>
+          <w:tcPr>
+            <w:tcW w:w="0" w:type="auto"/>
+            <w:tcMar>
+              <w:top w:w="150" w:type="dxa"/>
+              <w:left w:w="0" w:type="dxa"/>
+              <w:bottom w:w="150" w:type="dxa"/>
+              <w:right w:w="240" w:type="dxa"/>
+            </w:tcMar>
+            <w:vAlign w:val="center"/>
+            <w:hideMark/>
+          </w:tcPr>
+          <w:p>
+            <w:r>
+              <w:t>14</w:t>
+            </w:r>
+          </w:p>
+        </w:tc>
+        <w:tc>
+          <w:tcPr>
+            <w:tcW w:w="0" w:type="auto"/>
+            <w:tcMar>
+              <w:top w:w="150" w:type="dxa"/>
+              <w:left w:w="240" w:type="dxa"/>
+              <w:bottom w:w="150" w:type="dxa"/>
+              <w:right w:w="240" w:type="dxa"/>
+            </w:tcMar>
+            <w:vAlign w:val="center"/>
+            <w:hideMark/>
+          </w:tcPr>
+          <w:p>
+            <w:r>
+              <w:t>Amber</w:t>
+            </w:r>
+          </w:p>
+        </w:tc>
+        <w:tc>
+          <w:tcPr>
+            <w:tcW w:w="0" w:type="auto"/>
+            <w:tcMar>
+              <w:top w:w="150" w:type="dxa"/>
+              <w:left w:w="240" w:type="dxa"/>
+              <w:bottom w:w="150" w:type="dxa"/>
+              <w:right w:w="240" w:type="dxa"/>
+            </w:tcMar>
+            <w:vAlign w:val="center"/>
+            <w:hideMark/>
+          </w:tcPr>
+          <w:p>
+            <w:r>
+              <w:t>PASS</w:t>
+            </w:r>
+          </w:p>
+        </w:tc>
+        <w:tc>
+          <w:tcPr>
+            <w:tcW w:w="0" w:type="auto"/>
+            <w:tcMar>
+              <w:top w:w="150" w:type="dxa"/>
+              <w:left w:w="240" w:type="dxa"/>
+              <w:bottom w:w="150" w:type="dxa"/>
+              <w:right w:w="0" w:type="dxa"/>
+            </w:tcMar>
+            <w:vAlign w:val="center"/>
+            <w:hideMark/>
+          </w:tcPr>
+          <w:p>
+            <w:r>
+              <w:t>PASS</w:t>
+            </w:r>
+          </w:p>
+        </w:tc>
+      </w:tr>
+      <w:tr>
+        <w:tc>
+          <w:tcPr>
+            <w:tcW w:w="0" w:type="auto"/>
+            <w:tcMar>
+              <w:top w:w="150" w:type="dxa"/>
+              <w:left w:w="0" w:type="dxa"/>
+              <w:bottom w:w="150" w:type="dxa"/>
+              <w:right w:w="240" w:type="dxa"/>
+            </w:tcMar>
+            <w:vAlign w:val="center"/>
+            <w:hideMark/>
+          </w:tcPr>
+          <w:p>
+            <w:r>
+              <w:t>15</w:t>
+            </w:r>
+          </w:p>
+        </w:tc>
+        <w:tc>
+          <w:tcPr>
+            <w:tcW w:w="0" w:type="auto"/>
+            <w:tcMar>
+              <w:top w:w="150" w:type="dxa"/>
+              <w:left w:w="240" w:type="dxa"/>
+              <w:bottom w:w="150" w:type="dxa"/>
+              <w:right w:w="240" w:type="dxa"/>
+            </w:tcMar>
+            <w:vAlign w:val="center"/>
+            <w:hideMark/>
+          </w:tcPr>
+          <w:p>
+            <w:r>
+              <w:t>Emerald</w:t>
+            </w:r>
+          </w:p>
+        </w:tc>
+        <w:tc>
+          <w:tcPr>
+            <w:tcW w:w="0" w:type="auto"/>
+            <w:tcMar>
+              <w:top w:w="150" w:type="dxa"/>
+              <w:left w:w="240" w:type="dxa"/>
+              <w:bottom w:w="150" w:type="dxa"/>
+              <w:right w:w="240" w:type="dxa"/>
+            </w:tcMar>
+            <w:vAlign w:val="center"/>
+            <w:hideMark/>
+          </w:tcPr>
+          <w:p>
+            <w:r>
+              <w:t>PASS</w:t>
+            </w:r>
+          </w:p>
+        </w:tc>
+        <w:tc>
+          <w:tcPr>
+            <w:tcW w:w="0" w:type="auto"/>
+            <w:tcMar>
+              <w:top w:w="150" w:type="dxa"/>
+              <w:left w:w="240" w:type="dxa"/>
+              <w:bottom w:w="150" w:type="dxa"/>
+              <w:right w:w="0" w:type="dxa"/>
+            </w:tcMar>
+            <w:vAlign w:val="center"/>
+            <w:hideMark/>
+          </w:tcPr>
+          <w:p>
+            <w:r>
+              <w:t>PASS</w:t>
+            </w:r>
+          </w:p>
+        </w:tc>
+      </w:tr>
+      <w:tr>
+        <w:tc>
+          <w:tcPr>
+            <w:tcW w:w="0" w:type="auto"/>
+            <w:tcMar>
+              <w:top w:w="150" w:type="dxa"/>
+              <w:left w:w="0" w:type="dxa"/>
+              <w:bottom w:w="150" w:type="dxa"/>
+              <w:right w:w="240" w:type="dxa"/>
+            </w:tcMar>
+            <w:vAlign w:val="center"/>
+            <w:hideMark/>
+          </w:tcPr>
+          <w:p>
+            <w:r>
+              <w:t>16</w:t>
+            </w:r>
+          </w:p>
+        </w:tc>
+        <w:tc>
+          <w:tcPr>
+            <w:tcW w:w="0" w:type="auto"/>
+            <w:tcMar>
+              <w:top w:w="150" w:type="dxa"/>
+              <w:left w:w="240" w:type="dxa"/>
+              <w:bottom w:w="150" w:type="dxa"/>
+              <w:right w:w="240" w:type="dxa"/>
+            </w:tcMar>
+            <w:vAlign w:val="center"/>
+            <w:hideMark/>
+          </w:tcPr>
+          <w:p>
+            <w:r>
+              <w:t>Fuchsia</w:t>
+            </w:r>
+          </w:p>
+        </w:tc>
+        <w:tc>
+          <w:tcPr>
+            <w:tcW w:w="0" w:type="auto"/>
+            <w:tcMar>
+              <w:top w:w="150" w:type="dxa"/>
+              <w:left w:w="240" w:type="dxa"/>
+              <w:bottom w:w="150" w:type="dxa"/>
+              <w:right w:w="240" w:type="dxa"/>
+            </w:tcMar>
+            <w:vAlign w:val="center"/>
+            <w:hideMark/>
+          </w:tcPr>
+          <w:p>
+            <w:r>
+              <w:t>PASS</w:t>
+            </w:r>
+          </w:p>
+        </w:tc>
+        <w:tc>
+          <w:tcPr>
+            <w:tcW w:w="0" w:type="auto"/>
+            <w:tcMar>
+              <w:top w:w="150" w:type="dxa"/>
+              <w:left w:w="240" w:type="dxa"/>
+              <w:bottom w:w="150" w:type="dxa"/>
+              <w:right w:w="0" w:type="dxa"/>
+            </w:tcMar>
+            <w:vAlign w:val="center"/>
+            <w:hideMark/>
+          </w:tcPr>
+          <w:p>
+            <w:r>
+              <w:t>PASS</w:t>
+            </w:r>
+          </w:p>
+        </w:tc>
+      </w:tr>
+      <w:tr>
+        <w:tc>
+          <w:tcPr>
+            <w:tcW w:w="0" w:type="auto"/>
+            <w:tcMar>
+              <w:top w:w="150" w:type="dxa"/>
+              <w:left w:w="0" w:type="dxa"/>
+              <w:bottom w:w="150" w:type="dxa"/>
+              <w:right w:w="240" w:type="dxa"/>
+            </w:tcMar>
+            <w:vAlign w:val="center"/>
+            <w:hideMark/>
+          </w:tcPr>
+          <w:p>
+            <w:r>
+              <w:lastRenderedPageBreak/>
+              <w:t>17</w:t>
+            </w:r>
+          </w:p>
+        </w:tc>
+        <w:tc>
+          <w:tcPr>
+            <w:tcW w:w="0" w:type="auto"/>
+            <w:tcMar>
+              <w:top w:w="150" w:type="dxa"/>
+              <w:left w:w="240" w:type="dxa"/>
+              <w:bottom w:w="150" w:type="dxa"/>
+              <w:right w:w="240" w:type="dxa"/>
+            </w:tcMar>
+            <w:vAlign w:val="center"/>
+            <w:hideMark/>
+          </w:tcPr>
+          <w:p>
+            <w:r>
+              <w:t>Sky</w:t>
+            </w:r>
+          </w:p>
+        </w:tc>
+        <w:tc>
+          <w:tcPr>
+            <w:tcW w:w="0" w:type="auto"/>
+            <w:tcMar>
+              <w:top w:w="150" w:type="dxa"/>
+              <w:left w:w="240" w:type="dxa"/>
+              <w:bottom w:w="150" w:type="dxa"/>
+              <w:right w:w="240" w:type="dxa"/>
+            </w:tcMar>
+            <w:vAlign w:val="center"/>
+            <w:hideMark/>
+          </w:tcPr>
+          <w:p>
+            <w:r>
+              <w:t>PASS</w:t>
+            </w:r>
+          </w:p>
+        </w:tc>
+        <w:tc>
+          <w:tcPr>
+            <w:tcW w:w="0" w:type="auto"/>
+            <w:tcMar>
+              <w:top w:w="150" w:type="dxa"/>
+              <w:left w:w="240" w:type="dxa"/>
+              <w:bottom w:w="150" w:type="dxa"/>
+              <w:right w:w="0" w:type="dxa"/>
+            </w:tcMar>
+            <w:vAlign w:val="center"/>
+            <w:hideMark/>
+          </w:tcPr>
+          <w:p>
+            <w:r>
+              <w:t>PASS</w:t>
+            </w:r>
+          </w:p>
+        </w:tc>
+      </w:tr>
+      <w:tr>
+        <w:tc>
+          <w:tcPr>
+            <w:tcW w:w="0" w:type="auto"/>
+            <w:tcMar>
+              <w:top w:w="150" w:type="dxa"/>
+              <w:left w:w="0" w:type="dxa"/>
+              <w:bottom w:w="150" w:type="dxa"/>
+              <w:right w:w="240" w:type="dxa"/>
+            </w:tcMar>
+            <w:vAlign w:val="center"/>
+            <w:hideMark/>
+          </w:tcPr>
+          <w:p>
+            <w:r>
+              <w:t>18</w:t>
+            </w:r>
+          </w:p>
+        </w:tc>
+        <w:tc>
+          <w:tcPr>
+            <w:tcW w:w="0" w:type="auto"/>
+            <w:tcMar>
+              <w:top w:w="150" w:type="dxa"/>
+              <w:left w:w="240" w:type="dxa"/>
+              <w:bottom w:w="150" w:type="dxa"/>
+              <w:right w:w="240" w:type="dxa"/>
+            </w:tcMar>
+            <w:vAlign w:val="center"/>
+            <w:hideMark/>
+          </w:tcPr>
+          <w:p>
+            <w:r>
+              <w:t>Violet</w:t>
+            </w:r>
+          </w:p>
+        </w:tc>
+        <w:tc>
+          <w:tcPr>
+            <w:tcW w:w="0" w:type="auto"/>
+            <w:tcMar>
+              <w:top w:w="150" w:type="dxa"/>
+              <w:left w:w="240" w:type="dxa"/>
+              <w:bottom w:w="150" w:type="dxa"/>
+              <w:right w:w="240" w:type="dxa"/>
+            </w:tcMar>
+            <w:vAlign w:val="center"/>
+            <w:hideMark/>
+          </w:tcPr>
+          <w:p>
+            <w:r>
+              <w:t>PASS</w:t>
+            </w:r>
+          </w:p>
+        </w:tc>
+        <w:tc>
+          <w:tcPr>
+            <w:tcW w:w="0" w:type="auto"/>
+            <w:tcMar>
+              <w:top w:w="150" w:type="dxa"/>
+              <w:left w:w="240" w:type="dxa"/>
+              <w:bottom w:w="150" w:type="dxa"/>
+              <w:right w:w="0" w:type="dxa"/>
+            </w:tcMar>
+            <w:vAlign w:val="center"/>
+            <w:hideMark/>
+          </w:tcPr>
+          <w:p>
+            <w:r>
+              <w:t>PASS</w:t>
+            </w:r>
+          </w:p>
+        </w:tc>
+      </w:tr>
+      <w:tr>
+        <w:tc>
+          <w:tcPr>
+            <w:tcW w:w="0" w:type="auto"/>
+            <w:tcMar>
+              <w:top w:w="150" w:type="dxa"/>
+              <w:left w:w="0" w:type="dxa"/>
+              <w:bottom w:w="150" w:type="dxa"/>
+              <w:right w:w="240" w:type="dxa"/>
+            </w:tcMar>
+            <w:vAlign w:val="center"/>
+            <w:hideMark/>
+          </w:tcPr>
+          <w:p>
+            <w:r>
+              <w:t>19</w:t>
+            </w:r>
+          </w:p>
+        </w:tc>
+        <w:tc>
+          <w:tcPr>
+            <w:tcW w:w="0" w:type="auto"/>
+            <w:tcMar>
+              <w:top w:w="150" w:type="dxa"/>
+              <w:left w:w="240" w:type="dxa"/>
+              <w:bottom w:w="150" w:type="dxa"/>
+              <w:right w:w="240" w:type="dxa"/>
+            </w:tcMar>
+            <w:vAlign w:val="center"/>
+            <w:hideMark/>
+          </w:tcPr>
+          <w:p>
+            <w:r>
+              <w:t>Coral</w:t>
+            </w:r>
+          </w:p>
+        </w:tc>
+        <w:tc>
+          <w:tcPr>
+            <w:tcW w:w="0" w:type="auto"/>
+            <w:tcMar>
+              <w:top w:w="150" w:type="dxa"/>
+              <w:left w:w="240" w:type="dxa"/>
+              <w:bottom w:w="150" w:type="dxa"/>
+              <w:right w:w="240" w:type="dxa"/>
+            </w:tcMar>
+            <w:vAlign w:val="center"/>
+            <w:hideMark/>
+          </w:tcPr>
+          <w:p>
+            <w:r>
+              <w:t>PASS</w:t>
+            </w:r>
+          </w:p>
+        </w:tc>
+        <w:tc>
+          <w:tcPr>
+            <w:tcW w:w="0" w:type="auto"/>
+            <w:tcMar>
+              <w:top w:w="150" w:type="dxa"/>
+              <w:left w:w="240" w:type="dxa"/>
+              <w:bottom w:w="150" w:type="dxa"/>
+              <w:right w:w="0" w:type="dxa"/>
+            </w:tcMar>
+            <w:vAlign w:val="center"/>
+            <w:hideMark/>
+          </w:tcPr>
+          <w:p>
+            <w:r>
+              <w:t>PASS</w:t>
+            </w:r>
+          </w:p>
+        </w:tc>
+      </w:tr>
+      <w:tr>
+        <w:tc>
+          <w:tcPr>
+            <w:tcW w:w="0" w:type="auto"/>
+            <w:tcMar>
+              <w:top w:w="150" w:type="dxa"/>
+              <w:left w:w="0" w:type="dxa"/>
+              <w:bottom w:w="150" w:type="dxa"/>
+              <w:right w:w="240" w:type="dxa"/>
+            </w:tcMar>
+            <w:vAlign w:val="center"/>
+            <w:hideMark/>
+          </w:tcPr>
+          <w:p>
+            <w:r>
+              <w:t>20</w:t>
+            </w:r>
+          </w:p>
+        </w:tc>
+        <w:tc>
+          <w:tcPr>
+            <w:tcW w:w="0" w:type="auto"/>
+            <w:tcMar>
+              <w:top w:w="150" w:type="dxa"/>
+              <w:left w:w="240" w:type="dxa"/>
+              <w:bottom w:w="150" w:type="dxa"/>
+              <w:right w:w="240" w:type="dxa"/>
+            </w:tcMar>
+            <w:vAlign w:val="center"/>
+            <w:hideMark/>
+          </w:tcPr>
+          <w:p>
+            <w:r>
+              <w:t>Mint</w:t>
+            </w:r>
+          </w:p>
+        </w:tc>
+        <w:tc>
+          <w:tcPr>
+            <w:tcW w:w="0" w:type="auto"/>
+            <w:tcMar>
+              <w:top w:w="150" w:type="dxa"/>
+              <w:left w:w="240" w:type="dxa"/>
+              <w:bottom w:w="150" w:type="dxa"/>
+              <w:right w:w="240" w:type="dxa"/>
+            </w:tcMar>
+            <w:vAlign w:val="center"/>
+            <w:hideMark/>
+          </w:tcPr>
+          <w:p>
+            <w:r>
+              <w:t>PASS</w:t>
+            </w:r>
+          </w:p>
+        </w:tc>
+        <w:tc>
+          <w:tcPr>
+            <w:tcW w:w="0" w:type="auto"/>
+            <w:tcMar>
+              <w:top w:w="150" w:type="dxa"/>
+              <w:left w:w="240" w:type="dxa"/>
+              <w:bottom w:w="150" w:type="dxa"/>
+              <w:right w:w="0" w:type="dxa"/>
+            </w:tcMar>
+            <w:vAlign w:val="center"/>
+            <w:hideMark/>
+          </w:tcPr>
+          <w:p>
+            <w:r>
+              <w:t>PASS</w:t>
+            </w:r>
+          </w:p>
+        </w:tc>
+      </w:tr>
+    </w:tbl>
+    <w:p>
+      <w:r>
+        <w:rPr>
+          <w:b/>
+          <w:bCs/>
+        </w:rPr>
+        <w:t>4. Cross-Browser Testing</w:t>
+      </w:r>
+    </w:p>
+    <w:p>
       <w:pPr>
         <w:numPr>
           <w:ilvl w:val="0"/>
-          <w:numId w:val="1"/>
+          <w:numId w:val="6"/>
         </w:numPr>
       </w:pPr>
       <w:r>
@@ -693,14 +3236,14 @@
         <w:t>Chrome 120+:</w:t>
       </w:r>
       <w:r>
-        <w:t> All features working correctly.</w:t>
+        <w:t xml:space="preserve"> All features working correctly.</w:t>
       </w:r>
     </w:p>
     <w:p>
       <w:pPr>
         <w:numPr>
           <w:ilvl w:val="0"/>
-          <w:numId w:val="1"/>
+          <w:numId w:val="6"/>
         </w:numPr>
       </w:pPr>
       <w:r>
@@ -711,14 +3254,14 @@
         <w:t>Firefox 115+:</w:t>
       </w:r>
       <w:r>
-        <w:t> Grid layout and gradients render fine.</w:t>
+        <w:t xml:space="preserve"> Grid layout, dialog, and gradients render fine.</w:t>
       </w:r>
     </w:p>
     <w:p>
       <w:pPr>
         <w:numPr>
           <w:ilvl w:val="0"/>
-          <w:numId w:val="1"/>
+          <w:numId w:val="6"/>
         </w:numPr>
       </w:pPr>
       <w:r>
@@ -729,14 +3272,14 @@
         <w:t>Edge 120+:</w:t>
       </w:r>
       <w:r>
-        <w:t> Smooth scrolling and modal transitions work.</w:t>
+        <w:t xml:space="preserve"> Smooth scrolling and dialog transitions work.</w:t>
       </w:r>
     </w:p>
     <w:p>
       <w:pPr>
         <w:numPr>
           <w:ilvl w:val="0"/>
-          <w:numId w:val="1"/>
+          <w:numId w:val="6"/>
         </w:numPr>
       </w:pPr>
       <w:r>
@@ -747,7 +3290,7 @@
         <w:t>Safari 17+:</w:t>
       </w:r>
       <w:r>
-        <w:t> -</w:t>
+        <w:t xml:space="preserve"> -</w:t>
       </w:r>
       <w:proofErr w:type="spellStart"/>
       <w:r>
@@ -755,7 +3298,7 @@
       </w:r>
       <w:proofErr w:type="spellEnd"/>
       <w:r>
-        <w:t>-background-clip ensures gradient text displays.</w:t>
+        <w:t>-background-clip ensures gradient text displays; &lt;dialog&gt; supported.</w:t>
       </w:r>
     </w:p>
     <w:p>
@@ -764,14 +3307,14 @@
           <w:b/>
           <w:bCs/>
         </w:rPr>
-        <w:t>3. Responsive Testing</w:t>
+        <w:t>5. Responsive Testing</w:t>
       </w:r>
     </w:p>
     <w:p>
       <w:pPr>
         <w:numPr>
           <w:ilvl w:val="0"/>
-          <w:numId w:val="2"/>
+          <w:numId w:val="7"/>
         </w:numPr>
       </w:pPr>
       <w:r>
@@ -782,14 +3325,14 @@
         <w:t>Desktop (≥1024px):</w:t>
       </w:r>
       <w:r>
-        <w:t> Navigation is horizontal, cards in 3-4 columns.</w:t>
+        <w:t xml:space="preserve"> Navigation horizontal, colour dialog centred.</w:t>
       </w:r>
     </w:p>
     <w:p>
       <w:pPr>
         <w:numPr>
           <w:ilvl w:val="0"/>
-          <w:numId w:val="2"/>
+          <w:numId w:val="7"/>
         </w:numPr>
       </w:pPr>
       <w:r>
@@ -800,14 +3343,14 @@
         <w:t>Tablet (768px):</w:t>
       </w:r>
       <w:r>
-        <w:t> Navigation wraps, cards in 2 columns.</w:t>
+        <w:t xml:space="preserve"> Navigation wraps, dialog fits viewport.</w:t>
       </w:r>
     </w:p>
     <w:p>
       <w:pPr>
         <w:numPr>
           <w:ilvl w:val="0"/>
-          <w:numId w:val="2"/>
+          <w:numId w:val="7"/>
         </w:numPr>
       </w:pPr>
       <w:r>
@@ -818,116 +3361,188 @@
         <w:t>Mobile (≤480px):</w:t>
       </w:r>
       <w:r>
-        <w:t> Single-column layout, buttons stack, text scales down.</w:t>
+        <w:t xml:space="preserve"> Single-column layout, dialog fills width with margin.</w:t>
       </w:r>
     </w:p>
     <w:p>
+      <w:r>
+        <w:rPr>
+          <w:b/>
+          <w:bCs/>
+        </w:rPr>
+        <w:t>6. Dialog Behaviour Testing</w:t>
+      </w:r>
+    </w:p>
+    <w:p>
+      <w:pPr>
+        <w:numPr>
+          <w:ilvl w:val="0"/>
+          <w:numId w:val="8"/>
+        </w:numPr>
+      </w:pPr>
+      <w:r>
+        <w:t>Opens in-place (no new tab).</w:t>
+      </w:r>
+    </w:p>
+    <w:p>
+      <w:pPr>
+        <w:numPr>
+          <w:ilvl w:val="0"/>
+          <w:numId w:val="8"/>
+        </w:numPr>
+      </w:pPr>
+      <w:r>
+        <w:t>ESC key closes.</w:t>
+      </w:r>
+    </w:p>
+    <w:p>
+      <w:pPr>
+        <w:numPr>
+          <w:ilvl w:val="0"/>
+          <w:numId w:val="8"/>
+        </w:numPr>
+      </w:pPr>
+      <w:r>
+        <w:t>Click on backdrop closes.</w:t>
+      </w:r>
+    </w:p>
+    <w:p>
+      <w:pPr>
+        <w:numPr>
+          <w:ilvl w:val="0"/>
+          <w:numId w:val="8"/>
+        </w:numPr>
+      </w:pPr>
+      <w:r>
+        <w:t>Focus returns to "Colour" button after close.</w:t>
+      </w:r>
+    </w:p>
+    <w:p>
+      <w:pPr>
+        <w:numPr>
+          <w:ilvl w:val="0"/>
+          <w:numId w:val="8"/>
+        </w:numPr>
+      </w:pPr>
+      <w:r>
+        <w:t xml:space="preserve">Tab and </w:t>
+      </w:r>
+      <w:proofErr w:type="spellStart"/>
+      <w:r>
+        <w:t>Shift+Tab</w:t>
+      </w:r>
+      <w:proofErr w:type="spellEnd"/>
+      <w:r>
+        <w:t xml:space="preserve"> cycle inside dialog only.</w:t>
+      </w:r>
+    </w:p>
+    <w:p>
+      <w:r>
+        <w:rPr>
+          <w:b/>
+          <w:bCs/>
+        </w:rPr>
+        <w:t>7. Performance (Lighthouse Audit)</w:t>
+      </w:r>
+    </w:p>
+    <w:p>
+      <w:pPr>
+        <w:numPr>
+          <w:ilvl w:val="0"/>
+          <w:numId w:val="9"/>
+        </w:numPr>
+      </w:pPr>
+      <w:r>
+        <w:rPr>
+          <w:b/>
+          <w:bCs/>
+        </w:rPr>
+        <w:t>Performance:</w:t>
+      </w:r>
+      <w:r>
+        <w:t xml:space="preserve"> ≥ 95</w:t>
+      </w:r>
+    </w:p>
+    <w:p>
+      <w:pPr>
+        <w:numPr>
+          <w:ilvl w:val="0"/>
+          <w:numId w:val="9"/>
+        </w:numPr>
+      </w:pPr>
+      <w:r>
+        <w:rPr>
+          <w:b/>
+          <w:bCs/>
+        </w:rPr>
+        <w:t>Accessibility:</w:t>
+      </w:r>
+      <w:r>
+        <w:t xml:space="preserve"> 100 (Semantic HTML + ARIA + focus management)</w:t>
+      </w:r>
+    </w:p>
+    <w:p>
+      <w:pPr>
+        <w:numPr>
+          <w:ilvl w:val="0"/>
+          <w:numId w:val="9"/>
+        </w:numPr>
+      </w:pPr>
+      <w:r>
+        <w:rPr>
+          <w:b/>
+          <w:bCs/>
+        </w:rPr>
+        <w:t>Best Practices:</w:t>
+      </w:r>
+      <w:r>
+        <w:t xml:space="preserve"> 100</w:t>
+      </w:r>
+    </w:p>
+    <w:p>
+      <w:pPr>
+        <w:numPr>
+          <w:ilvl w:val="0"/>
+          <w:numId w:val="9"/>
+        </w:numPr>
+      </w:pPr>
       <w:r>
         <w:rPr>
           <w:b/>
           <w:bCs/>
         </w:rPr>
         <w:lastRenderedPageBreak/>
-        <w:t>4. Performance (Lighthouse Audit)</w:t>
+        <w:t>SEO:</w:t>
+      </w:r>
+      <w:r>
+        <w:t xml:space="preserve"> 100</w:t>
       </w:r>
     </w:p>
     <w:p>
-      <w:pPr>
-        <w:numPr>
-          <w:ilvl w:val="0"/>
-          <w:numId w:val="3"/>
-        </w:numPr>
-      </w:pPr>
       <w:r>
         <w:rPr>
           <w:b/>
           <w:bCs/>
         </w:rPr>
-        <w:t>Performance:</w:t>
-      </w:r>
-      <w:r>
-        <w:t> ≥ 95</w:t>
+        <w:t>8. Bug Reporting</w:t>
       </w:r>
     </w:p>
     <w:p>
       <w:pPr>
         <w:numPr>
           <w:ilvl w:val="0"/>
-          <w:numId w:val="3"/>
+          <w:numId w:val="10"/>
         </w:numPr>
       </w:pPr>
       <w:r>
-        <w:rPr>
-          <w:b/>
-          <w:bCs/>
-        </w:rPr>
-        <w:t>Accessibility:</w:t>
-      </w:r>
-      <w:r>
-        <w:t> 100 (Semantic HTML + alt attributes).</w:t>
+        <w:t>No known issues.</w:t>
       </w:r>
     </w:p>
     <w:p>
       <w:pPr>
         <w:numPr>
           <w:ilvl w:val="0"/>
-          <w:numId w:val="3"/>
-        </w:numPr>
-      </w:pPr>
-      <w:r>
-        <w:rPr>
-          <w:b/>
-          <w:bCs/>
-        </w:rPr>
-        <w:t>Best Practices:</w:t>
-      </w:r>
-      <w:r>
-        <w:t> 100.</w:t>
-      </w:r>
-    </w:p>
-    <w:p>
-      <w:pPr>
-        <w:numPr>
-          <w:ilvl w:val="0"/>
-          <w:numId w:val="3"/>
-        </w:numPr>
-      </w:pPr>
-      <w:r>
-        <w:rPr>
-          <w:b/>
-          <w:bCs/>
-        </w:rPr>
-        <w:t>SEO:</w:t>
-      </w:r>
-      <w:r>
-        <w:t> 100.</w:t>
-      </w:r>
-    </w:p>
-    <w:p>
-      <w:r>
-        <w:rPr>
-          <w:b/>
-          <w:bCs/>
-        </w:rPr>
-        <w:t>5. Bug Reporting</w:t>
-      </w:r>
-    </w:p>
-    <w:p>
-      <w:pPr>
-        <w:numPr>
-          <w:ilvl w:val="0"/>
-          <w:numId w:val="4"/>
-        </w:numPr>
-      </w:pPr>
-      <w:r>
-        <w:t>No known issues.</w:t>
-      </w:r>
-    </w:p>
-    <w:p>
-      <w:pPr>
-        <w:numPr>
-          <w:ilvl w:val="0"/>
-          <w:numId w:val="4"/>
+          <w:numId w:val="10"/>
         </w:numPr>
       </w:pPr>
       <w:r>
@@ -936,6 +3551,12 @@
     </w:p>
     <w:p/>
     <w:sectPr>
+      <w:headerReference w:type="even" r:id="rId7"/>
+      <w:headerReference w:type="default" r:id="rId8"/>
+      <w:footerReference w:type="even" r:id="rId9"/>
+      <w:footerReference w:type="default" r:id="rId10"/>
+      <w:headerReference w:type="first" r:id="rId11"/>
+      <w:footerReference w:type="first" r:id="rId12"/>
       <w:pgSz w:w="11906" w:h="16838"/>
       <w:pgMar w:top="1440" w:right="1440" w:bottom="1440" w:left="1440" w:header="708" w:footer="708" w:gutter="0"/>
       <w:cols w:space="708"/>
@@ -945,8 +3566,164 @@
 </w:document>
 </file>
 
+<file path=word/endnotes.xml><?xml version="1.0" encoding="utf-8"?>
+<w:endnotes xmlns:wpc="http://schemas.microsoft.com/office/word/2010/wordprocessingCanvas" xmlns:cx="http://schemas.microsoft.com/office/drawing/2014/chartex" xmlns:cx1="http://schemas.microsoft.com/office/drawing/2015/9/8/chartex" xmlns:cx2="http://schemas.microsoft.com/office/drawing/2015/10/21/chartex" xmlns:cx3="http://schemas.microsoft.com/office/drawing/2016/5/9/chartex" xmlns:cx4="http://schemas.microsoft.com/office/drawing/2016/5/10/chartex" xmlns:cx5="http://schemas.microsoft.com/office/drawing/2016/5/11/chartex" xmlns:cx6="http://schemas.microsoft.com/office/drawing/2016/5/12/chartex" xmlns:cx7="http://schemas.microsoft.com/office/drawing/2016/5/13/chartex" xmlns:cx8="http://schemas.microsoft.com/office/drawing/2016/5/14/chartex" xmlns:mc="http://schemas.openxmlformats.org/markup-compatibility/2006" xmlns:aink="http://schemas.microsoft.com/office/drawing/2016/ink" xmlns:am3d="http://schemas.microsoft.com/office/drawing/2017/model3d" xmlns:o="urn:schemas-microsoft-com:office:office" xmlns:oel="http://schemas.microsoft.com/office/2019/extlst" xmlns:r="http://schemas.openxmlformats.org/officeDocument/2006/relationships" xmlns:m="http://schemas.openxmlformats.org/officeDocument/2006/math" xmlns:v="urn:schemas-microsoft-com:vml" xmlns:wp14="http://schemas.microsoft.com/office/word/2010/wordprocessingDrawing" xmlns:wp="http://schemas.openxmlformats.org/drawingml/2006/wordprocessingDrawing" xmlns:w10="urn:schemas-microsoft-com:office:word" xmlns:w="http://schemas.openxmlformats.org/wordprocessingml/2006/main" xmlns:w14="http://schemas.microsoft.com/office/word/2010/wordml" xmlns:w15="http://schemas.microsoft.com/office/word/2012/wordml" xmlns:w16cex="http://schemas.microsoft.com/office/word/2018/wordml/cex" xmlns:w16cid="http://schemas.microsoft.com/office/word/2016/wordml/cid" xmlns:w16="http://schemas.microsoft.com/office/word/2018/wordml" xmlns:w16du="http://schemas.microsoft.com/office/word/2023/wordml/word16du" xmlns:w16sdtdh="http://schemas.microsoft.com/office/word/2020/wordml/sdtdatahash" xmlns:w16sdtfl="http://schemas.microsoft.com/office/word/2024/wordml/sdtformatlock" xmlns:w16se="http://schemas.microsoft.com/office/word/2015/wordml/symex" xmlns:wpg="http://schemas.microsoft.com/office/word/2010/wordprocessingGroup" xmlns:wpi="http://schemas.microsoft.com/office/word/2010/wordprocessingInk" xmlns:wne="http://schemas.microsoft.com/office/word/2006/wordml" xmlns:wps="http://schemas.microsoft.com/office/word/2010/wordprocessingShape" mc:Ignorable="w14 w15 w16se w16cid w16 w16cex w16sdtdh w16sdtfl w16du wp14">
+  <w:endnote w:type="separator" w:id="-1">
+    <w:p>
+      <w:pPr>
+        <w:spacing w:after="0" w:line="240" w:lineRule="auto"/>
+      </w:pPr>
+      <w:r>
+        <w:separator/>
+      </w:r>
+    </w:p>
+  </w:endnote>
+  <w:endnote w:type="continuationSeparator" w:id="0">
+    <w:p>
+      <w:pPr>
+        <w:spacing w:after="0" w:line="240" w:lineRule="auto"/>
+      </w:pPr>
+      <w:r>
+        <w:continuationSeparator/>
+      </w:r>
+    </w:p>
+  </w:endnote>
+</w:endnotes>
+</file>
+
+<file path=word/footer1.xml><?xml version="1.0" encoding="utf-8"?>
+<w:ftr xmlns:wpc="http://schemas.microsoft.com/office/word/2010/wordprocessingCanvas" xmlns:cx="http://schemas.microsoft.com/office/drawing/2014/chartex" xmlns:cx1="http://schemas.microsoft.com/office/drawing/2015/9/8/chartex" xmlns:cx2="http://schemas.microsoft.com/office/drawing/2015/10/21/chartex" xmlns:cx3="http://schemas.microsoft.com/office/drawing/2016/5/9/chartex" xmlns:cx4="http://schemas.microsoft.com/office/drawing/2016/5/10/chartex" xmlns:cx5="http://schemas.microsoft.com/office/drawing/2016/5/11/chartex" xmlns:cx6="http://schemas.microsoft.com/office/drawing/2016/5/12/chartex" xmlns:cx7="http://schemas.microsoft.com/office/drawing/2016/5/13/chartex" xmlns:cx8="http://schemas.microsoft.com/office/drawing/2016/5/14/chartex" xmlns:mc="http://schemas.openxmlformats.org/markup-compatibility/2006" xmlns:aink="http://schemas.microsoft.com/office/drawing/2016/ink" xmlns:am3d="http://schemas.microsoft.com/office/drawing/2017/model3d" xmlns:o="urn:schemas-microsoft-com:office:office" xmlns:oel="http://schemas.microsoft.com/office/2019/extlst" xmlns:r="http://schemas.openxmlformats.org/officeDocument/2006/relationships" xmlns:m="http://schemas.openxmlformats.org/officeDocument/2006/math" xmlns:v="urn:schemas-microsoft-com:vml" xmlns:wp14="http://schemas.microsoft.com/office/word/2010/wordprocessingDrawing" xmlns:wp="http://schemas.openxmlformats.org/drawingml/2006/wordprocessingDrawing" xmlns:w10="urn:schemas-microsoft-com:office:word" xmlns:w="http://schemas.openxmlformats.org/wordprocessingml/2006/main" xmlns:w14="http://schemas.microsoft.com/office/word/2010/wordml" xmlns:w15="http://schemas.microsoft.com/office/word/2012/wordml" xmlns:w16cex="http://schemas.microsoft.com/office/word/2018/wordml/cex" xmlns:w16cid="http://schemas.microsoft.com/office/word/2016/wordml/cid" xmlns:w16="http://schemas.microsoft.com/office/word/2018/wordml" xmlns:w16du="http://schemas.microsoft.com/office/word/2023/wordml/word16du" xmlns:w16sdtdh="http://schemas.microsoft.com/office/word/2020/wordml/sdtdatahash" xmlns:w16sdtfl="http://schemas.microsoft.com/office/word/2024/wordml/sdtformatlock" xmlns:w16se="http://schemas.microsoft.com/office/word/2015/wordml/symex" xmlns:wpg="http://schemas.microsoft.com/office/word/2010/wordprocessingGroup" xmlns:wpi="http://schemas.microsoft.com/office/word/2010/wordprocessingInk" xmlns:wne="http://schemas.microsoft.com/office/word/2006/wordml" xmlns:wps="http://schemas.microsoft.com/office/word/2010/wordprocessingShape" mc:Ignorable="w14 w15 w16se w16cid w16 w16cex w16sdtdh w16sdtfl w16du wp14">
+  <w:p>
+    <w:pPr>
+      <w:pStyle w:val="Footer"/>
+    </w:pPr>
+  </w:p>
+</w:ftr>
+</file>
+
+<file path=word/footer2.xml><?xml version="1.0" encoding="utf-8"?>
+<w:ftr xmlns:wpc="http://schemas.microsoft.com/office/word/2010/wordprocessingCanvas" xmlns:cx="http://schemas.microsoft.com/office/drawing/2014/chartex" xmlns:cx1="http://schemas.microsoft.com/office/drawing/2015/9/8/chartex" xmlns:cx2="http://schemas.microsoft.com/office/drawing/2015/10/21/chartex" xmlns:cx3="http://schemas.microsoft.com/office/drawing/2016/5/9/chartex" xmlns:cx4="http://schemas.microsoft.com/office/drawing/2016/5/10/chartex" xmlns:cx5="http://schemas.microsoft.com/office/drawing/2016/5/11/chartex" xmlns:cx6="http://schemas.microsoft.com/office/drawing/2016/5/12/chartex" xmlns:cx7="http://schemas.microsoft.com/office/drawing/2016/5/13/chartex" xmlns:cx8="http://schemas.microsoft.com/office/drawing/2016/5/14/chartex" xmlns:mc="http://schemas.openxmlformats.org/markup-compatibility/2006" xmlns:aink="http://schemas.microsoft.com/office/drawing/2016/ink" xmlns:am3d="http://schemas.microsoft.com/office/drawing/2017/model3d" xmlns:o="urn:schemas-microsoft-com:office:office" xmlns:oel="http://schemas.microsoft.com/office/2019/extlst" xmlns:r="http://schemas.openxmlformats.org/officeDocument/2006/relationships" xmlns:m="http://schemas.openxmlformats.org/officeDocument/2006/math" xmlns:v="urn:schemas-microsoft-com:vml" xmlns:wp14="http://schemas.microsoft.com/office/word/2010/wordprocessingDrawing" xmlns:wp="http://schemas.openxmlformats.org/drawingml/2006/wordprocessingDrawing" xmlns:w10="urn:schemas-microsoft-com:office:word" xmlns:w="http://schemas.openxmlformats.org/wordprocessingml/2006/main" xmlns:w14="http://schemas.microsoft.com/office/word/2010/wordml" xmlns:w15="http://schemas.microsoft.com/office/word/2012/wordml" xmlns:w16cex="http://schemas.microsoft.com/office/word/2018/wordml/cex" xmlns:w16cid="http://schemas.microsoft.com/office/word/2016/wordml/cid" xmlns:w16="http://schemas.microsoft.com/office/word/2018/wordml" xmlns:w16du="http://schemas.microsoft.com/office/word/2023/wordml/word16du" xmlns:w16sdtdh="http://schemas.microsoft.com/office/word/2020/wordml/sdtdatahash" xmlns:w16sdtfl="http://schemas.microsoft.com/office/word/2024/wordml/sdtformatlock" xmlns:w16se="http://schemas.microsoft.com/office/word/2015/wordml/symex" xmlns:wpg="http://schemas.microsoft.com/office/word/2010/wordprocessingGroup" xmlns:wpi="http://schemas.microsoft.com/office/word/2010/wordprocessingInk" xmlns:wne="http://schemas.microsoft.com/office/word/2006/wordml" xmlns:wps="http://schemas.microsoft.com/office/word/2010/wordprocessingShape" mc:Ignorable="w14 w15 w16se w16cid w16 w16cex w16sdtdh w16sdtfl w16du wp14">
+  <w:p>
+    <w:pPr>
+      <w:pStyle w:val="Footer"/>
+      <w:jc w:val="right"/>
+    </w:pPr>
+    <w:r>
+      <w:t xml:space="preserve">Page: </w:t>
+    </w:r>
+    <w:sdt>
+      <w:sdtPr>
+        <w:id w:val="2054880989"/>
+        <w:docPartObj>
+          <w:docPartGallery w:val="Page Numbers (Bottom of Page)"/>
+          <w:docPartUnique/>
+        </w:docPartObj>
+      </w:sdtPr>
+      <w:sdtEndPr>
+        <w:rPr>
+          <w:noProof/>
+        </w:rPr>
+      </w:sdtEndPr>
+      <w:sdtContent>
+        <w:r>
+          <w:fldChar w:fldCharType="begin"/>
+        </w:r>
+        <w:r>
+          <w:instrText xml:space="preserve"> PAGE   \* MERGEFORMAT </w:instrText>
+        </w:r>
+        <w:r>
+          <w:fldChar w:fldCharType="separate"/>
+        </w:r>
+        <w:r>
+          <w:rPr>
+            <w:noProof/>
+          </w:rPr>
+          <w:t>2</w:t>
+        </w:r>
+        <w:r>
+          <w:rPr>
+            <w:noProof/>
+          </w:rPr>
+          <w:fldChar w:fldCharType="end"/>
+        </w:r>
+      </w:sdtContent>
+    </w:sdt>
+  </w:p>
+  <w:p>
+    <w:pPr>
+      <w:pStyle w:val="Footer"/>
+    </w:pPr>
+  </w:p>
+</w:ftr>
+</file>
+
+<file path=word/footer3.xml><?xml version="1.0" encoding="utf-8"?>
+<w:ftr xmlns:wpc="http://schemas.microsoft.com/office/word/2010/wordprocessingCanvas" xmlns:cx="http://schemas.microsoft.com/office/drawing/2014/chartex" xmlns:cx1="http://schemas.microsoft.com/office/drawing/2015/9/8/chartex" xmlns:cx2="http://schemas.microsoft.com/office/drawing/2015/10/21/chartex" xmlns:cx3="http://schemas.microsoft.com/office/drawing/2016/5/9/chartex" xmlns:cx4="http://schemas.microsoft.com/office/drawing/2016/5/10/chartex" xmlns:cx5="http://schemas.microsoft.com/office/drawing/2016/5/11/chartex" xmlns:cx6="http://schemas.microsoft.com/office/drawing/2016/5/12/chartex" xmlns:cx7="http://schemas.microsoft.com/office/drawing/2016/5/13/chartex" xmlns:cx8="http://schemas.microsoft.com/office/drawing/2016/5/14/chartex" xmlns:mc="http://schemas.openxmlformats.org/markup-compatibility/2006" xmlns:aink="http://schemas.microsoft.com/office/drawing/2016/ink" xmlns:am3d="http://schemas.microsoft.com/office/drawing/2017/model3d" xmlns:o="urn:schemas-microsoft-com:office:office" xmlns:oel="http://schemas.microsoft.com/office/2019/extlst" xmlns:r="http://schemas.openxmlformats.org/officeDocument/2006/relationships" xmlns:m="http://schemas.openxmlformats.org/officeDocument/2006/math" xmlns:v="urn:schemas-microsoft-com:vml" xmlns:wp14="http://schemas.microsoft.com/office/word/2010/wordprocessingDrawing" xmlns:wp="http://schemas.openxmlformats.org/drawingml/2006/wordprocessingDrawing" xmlns:w10="urn:schemas-microsoft-com:office:word" xmlns:w="http://schemas.openxmlformats.org/wordprocessingml/2006/main" xmlns:w14="http://schemas.microsoft.com/office/word/2010/wordml" xmlns:w15="http://schemas.microsoft.com/office/word/2012/wordml" xmlns:w16cex="http://schemas.microsoft.com/office/word/2018/wordml/cex" xmlns:w16cid="http://schemas.microsoft.com/office/word/2016/wordml/cid" xmlns:w16="http://schemas.microsoft.com/office/word/2018/wordml" xmlns:w16du="http://schemas.microsoft.com/office/word/2023/wordml/word16du" xmlns:w16sdtdh="http://schemas.microsoft.com/office/word/2020/wordml/sdtdatahash" xmlns:w16sdtfl="http://schemas.microsoft.com/office/word/2024/wordml/sdtformatlock" xmlns:w16se="http://schemas.microsoft.com/office/word/2015/wordml/symex" xmlns:wpg="http://schemas.microsoft.com/office/word/2010/wordprocessingGroup" xmlns:wpi="http://schemas.microsoft.com/office/word/2010/wordprocessingInk" xmlns:wne="http://schemas.microsoft.com/office/word/2006/wordml" xmlns:wps="http://schemas.microsoft.com/office/word/2010/wordprocessingShape" mc:Ignorable="w14 w15 w16se w16cid w16 w16cex w16sdtdh w16sdtfl w16du wp14">
+  <w:p>
+    <w:pPr>
+      <w:pStyle w:val="Footer"/>
+    </w:pPr>
+  </w:p>
+</w:ftr>
+</file>
+
+<file path=word/footnotes.xml><?xml version="1.0" encoding="utf-8"?>
+<w:footnotes xmlns:wpc="http://schemas.microsoft.com/office/word/2010/wordprocessingCanvas" xmlns:cx="http://schemas.microsoft.com/office/drawing/2014/chartex" xmlns:cx1="http://schemas.microsoft.com/office/drawing/2015/9/8/chartex" xmlns:cx2="http://schemas.microsoft.com/office/drawing/2015/10/21/chartex" xmlns:cx3="http://schemas.microsoft.com/office/drawing/2016/5/9/chartex" xmlns:cx4="http://schemas.microsoft.com/office/drawing/2016/5/10/chartex" xmlns:cx5="http://schemas.microsoft.com/office/drawing/2016/5/11/chartex" xmlns:cx6="http://schemas.microsoft.com/office/drawing/2016/5/12/chartex" xmlns:cx7="http://schemas.microsoft.com/office/drawing/2016/5/13/chartex" xmlns:cx8="http://schemas.microsoft.com/office/drawing/2016/5/14/chartex" xmlns:mc="http://schemas.openxmlformats.org/markup-compatibility/2006" xmlns:aink="http://schemas.microsoft.com/office/drawing/2016/ink" xmlns:am3d="http://schemas.microsoft.com/office/drawing/2017/model3d" xmlns:o="urn:schemas-microsoft-com:office:office" xmlns:oel="http://schemas.microsoft.com/office/2019/extlst" xmlns:r="http://schemas.openxmlformats.org/officeDocument/2006/relationships" xmlns:m="http://schemas.openxmlformats.org/officeDocument/2006/math" xmlns:v="urn:schemas-microsoft-com:vml" xmlns:wp14="http://schemas.microsoft.com/office/word/2010/wordprocessingDrawing" xmlns:wp="http://schemas.openxmlformats.org/drawingml/2006/wordprocessingDrawing" xmlns:w10="urn:schemas-microsoft-com:office:word" xmlns:w="http://schemas.openxmlformats.org/wordprocessingml/2006/main" xmlns:w14="http://schemas.microsoft.com/office/word/2010/wordml" xmlns:w15="http://schemas.microsoft.com/office/word/2012/wordml" xmlns:w16cex="http://schemas.microsoft.com/office/word/2018/wordml/cex" xmlns:w16cid="http://schemas.microsoft.com/office/word/2016/wordml/cid" xmlns:w16="http://schemas.microsoft.com/office/word/2018/wordml" xmlns:w16du="http://schemas.microsoft.com/office/word/2023/wordml/word16du" xmlns:w16sdtdh="http://schemas.microsoft.com/office/word/2020/wordml/sdtdatahash" xmlns:w16sdtfl="http://schemas.microsoft.com/office/word/2024/wordml/sdtformatlock" xmlns:w16se="http://schemas.microsoft.com/office/word/2015/wordml/symex" xmlns:wpg="http://schemas.microsoft.com/office/word/2010/wordprocessingGroup" xmlns:wpi="http://schemas.microsoft.com/office/word/2010/wordprocessingInk" xmlns:wne="http://schemas.microsoft.com/office/word/2006/wordml" xmlns:wps="http://schemas.microsoft.com/office/word/2010/wordprocessingShape" mc:Ignorable="w14 w15 w16se w16cid w16 w16cex w16sdtdh w16sdtfl w16du wp14">
+  <w:footnote w:type="separator" w:id="-1">
+    <w:p>
+      <w:pPr>
+        <w:spacing w:after="0" w:line="240" w:lineRule="auto"/>
+      </w:pPr>
+      <w:r>
+        <w:separator/>
+      </w:r>
+    </w:p>
+  </w:footnote>
+  <w:footnote w:type="continuationSeparator" w:id="0">
+    <w:p>
+      <w:pPr>
+        <w:spacing w:after="0" w:line="240" w:lineRule="auto"/>
+      </w:pPr>
+      <w:r>
+        <w:continuationSeparator/>
+      </w:r>
+    </w:p>
+  </w:footnote>
+</w:footnotes>
+</file>
+
+<file path=word/header1.xml><?xml version="1.0" encoding="utf-8"?>
+<w:hdr xmlns:wpc="http://schemas.microsoft.com/office/word/2010/wordprocessingCanvas" xmlns:cx="http://schemas.microsoft.com/office/drawing/2014/chartex" xmlns:cx1="http://schemas.microsoft.com/office/drawing/2015/9/8/chartex" xmlns:cx2="http://schemas.microsoft.com/office/drawing/2015/10/21/chartex" xmlns:cx3="http://schemas.microsoft.com/office/drawing/2016/5/9/chartex" xmlns:cx4="http://schemas.microsoft.com/office/drawing/2016/5/10/chartex" xmlns:cx5="http://schemas.microsoft.com/office/drawing/2016/5/11/chartex" xmlns:cx6="http://schemas.microsoft.com/office/drawing/2016/5/12/chartex" xmlns:cx7="http://schemas.microsoft.com/office/drawing/2016/5/13/chartex" xmlns:cx8="http://schemas.microsoft.com/office/drawing/2016/5/14/chartex" xmlns:mc="http://schemas.openxmlformats.org/markup-compatibility/2006" xmlns:aink="http://schemas.microsoft.com/office/drawing/2016/ink" xmlns:am3d="http://schemas.microsoft.com/office/drawing/2017/model3d" xmlns:o="urn:schemas-microsoft-com:office:office" xmlns:oel="http://schemas.microsoft.com/office/2019/extlst" xmlns:r="http://schemas.openxmlformats.org/officeDocument/2006/relationships" xmlns:m="http://schemas.openxmlformats.org/officeDocument/2006/math" xmlns:v="urn:schemas-microsoft-com:vml" xmlns:wp14="http://schemas.microsoft.com/office/word/2010/wordprocessingDrawing" xmlns:wp="http://schemas.openxmlformats.org/drawingml/2006/wordprocessingDrawing" xmlns:w10="urn:schemas-microsoft-com:office:word" xmlns:w="http://schemas.openxmlformats.org/wordprocessingml/2006/main" xmlns:w14="http://schemas.microsoft.com/office/word/2010/wordml" xmlns:w15="http://schemas.microsoft.com/office/word/2012/wordml" xmlns:w16cex="http://schemas.microsoft.com/office/word/2018/wordml/cex" xmlns:w16cid="http://schemas.microsoft.com/office/word/2016/wordml/cid" xmlns:w16="http://schemas.microsoft.com/office/word/2018/wordml" xmlns:w16du="http://schemas.microsoft.com/office/word/2023/wordml/word16du" xmlns:w16sdtdh="http://schemas.microsoft.com/office/word/2020/wordml/sdtdatahash" xmlns:w16sdtfl="http://schemas.microsoft.com/office/word/2024/wordml/sdtformatlock" xmlns:w16se="http://schemas.microsoft.com/office/word/2015/wordml/symex" xmlns:wpg="http://schemas.microsoft.com/office/word/2010/wordprocessingGroup" xmlns:wpi="http://schemas.microsoft.com/office/word/2010/wordprocessingInk" xmlns:wne="http://schemas.microsoft.com/office/word/2006/wordml" xmlns:wps="http://schemas.microsoft.com/office/word/2010/wordprocessingShape" mc:Ignorable="w14 w15 w16se w16cid w16 w16cex w16sdtdh w16sdtfl w16du wp14">
+  <w:p>
+    <w:pPr>
+      <w:pStyle w:val="Header"/>
+    </w:pPr>
+  </w:p>
+</w:hdr>
+</file>
+
+<file path=word/header2.xml><?xml version="1.0" encoding="utf-8"?>
+<w:hdr xmlns:wpc="http://schemas.microsoft.com/office/word/2010/wordprocessingCanvas" xmlns:cx="http://schemas.microsoft.com/office/drawing/2014/chartex" xmlns:cx1="http://schemas.microsoft.com/office/drawing/2015/9/8/chartex" xmlns:cx2="http://schemas.microsoft.com/office/drawing/2015/10/21/chartex" xmlns:cx3="http://schemas.microsoft.com/office/drawing/2016/5/9/chartex" xmlns:cx4="http://schemas.microsoft.com/office/drawing/2016/5/10/chartex" xmlns:cx5="http://schemas.microsoft.com/office/drawing/2016/5/11/chartex" xmlns:cx6="http://schemas.microsoft.com/office/drawing/2016/5/12/chartex" xmlns:cx7="http://schemas.microsoft.com/office/drawing/2016/5/13/chartex" xmlns:cx8="http://schemas.microsoft.com/office/drawing/2016/5/14/chartex" xmlns:mc="http://schemas.openxmlformats.org/markup-compatibility/2006" xmlns:aink="http://schemas.microsoft.com/office/drawing/2016/ink" xmlns:am3d="http://schemas.microsoft.com/office/drawing/2017/model3d" xmlns:o="urn:schemas-microsoft-com:office:office" xmlns:oel="http://schemas.microsoft.com/office/2019/extlst" xmlns:r="http://schemas.openxmlformats.org/officeDocument/2006/relationships" xmlns:m="http://schemas.openxmlformats.org/officeDocument/2006/math" xmlns:v="urn:schemas-microsoft-com:vml" xmlns:wp14="http://schemas.microsoft.com/office/word/2010/wordprocessingDrawing" xmlns:wp="http://schemas.openxmlformats.org/drawingml/2006/wordprocessingDrawing" xmlns:w10="urn:schemas-microsoft-com:office:word" xmlns:w="http://schemas.openxmlformats.org/wordprocessingml/2006/main" xmlns:w14="http://schemas.microsoft.com/office/word/2010/wordml" xmlns:w15="http://schemas.microsoft.com/office/word/2012/wordml" xmlns:w16cex="http://schemas.microsoft.com/office/word/2018/wordml/cex" xmlns:w16cid="http://schemas.microsoft.com/office/word/2016/wordml/cid" xmlns:w16="http://schemas.microsoft.com/office/word/2018/wordml" xmlns:w16du="http://schemas.microsoft.com/office/word/2023/wordml/word16du" xmlns:w16sdtdh="http://schemas.microsoft.com/office/word/2020/wordml/sdtdatahash" xmlns:w16sdtfl="http://schemas.microsoft.com/office/word/2024/wordml/sdtformatlock" xmlns:w16se="http://schemas.microsoft.com/office/word/2015/wordml/symex" xmlns:wpg="http://schemas.microsoft.com/office/word/2010/wordprocessingGroup" xmlns:wpi="http://schemas.microsoft.com/office/word/2010/wordprocessingInk" xmlns:wne="http://schemas.microsoft.com/office/word/2006/wordml" xmlns:wps="http://schemas.microsoft.com/office/word/2010/wordprocessingShape" mc:Ignorable="w14 w15 w16se w16cid w16 w16cex w16sdtdh w16sdtfl w16du wp14">
+  <w:p>
+    <w:pPr>
+      <w:pStyle w:val="Header"/>
+    </w:pPr>
+  </w:p>
+</w:hdr>
+</file>
+
+<file path=word/header3.xml><?xml version="1.0" encoding="utf-8"?>
+<w:hdr xmlns:wpc="http://schemas.microsoft.com/office/word/2010/wordprocessingCanvas" xmlns:cx="http://schemas.microsoft.com/office/drawing/2014/chartex" xmlns:cx1="http://schemas.microsoft.com/office/drawing/2015/9/8/chartex" xmlns:cx2="http://schemas.microsoft.com/office/drawing/2015/10/21/chartex" xmlns:cx3="http://schemas.microsoft.com/office/drawing/2016/5/9/chartex" xmlns:cx4="http://schemas.microsoft.com/office/drawing/2016/5/10/chartex" xmlns:cx5="http://schemas.microsoft.com/office/drawing/2016/5/11/chartex" xmlns:cx6="http://schemas.microsoft.com/office/drawing/2016/5/12/chartex" xmlns:cx7="http://schemas.microsoft.com/office/drawing/2016/5/13/chartex" xmlns:cx8="http://schemas.microsoft.com/office/drawing/2016/5/14/chartex" xmlns:mc="http://schemas.openxmlformats.org/markup-compatibility/2006" xmlns:aink="http://schemas.microsoft.com/office/drawing/2016/ink" xmlns:am3d="http://schemas.microsoft.com/office/drawing/2017/model3d" xmlns:o="urn:schemas-microsoft-com:office:office" xmlns:oel="http://schemas.microsoft.com/office/2019/extlst" xmlns:r="http://schemas.openxmlformats.org/officeDocument/2006/relationships" xmlns:m="http://schemas.openxmlformats.org/officeDocument/2006/math" xmlns:v="urn:schemas-microsoft-com:vml" xmlns:wp14="http://schemas.microsoft.com/office/word/2010/wordprocessingDrawing" xmlns:wp="http://schemas.openxmlformats.org/drawingml/2006/wordprocessingDrawing" xmlns:w10="urn:schemas-microsoft-com:office:word" xmlns:w="http://schemas.openxmlformats.org/wordprocessingml/2006/main" xmlns:w14="http://schemas.microsoft.com/office/word/2010/wordml" xmlns:w15="http://schemas.microsoft.com/office/word/2012/wordml" xmlns:w16cex="http://schemas.microsoft.com/office/word/2018/wordml/cex" xmlns:w16cid="http://schemas.microsoft.com/office/word/2016/wordml/cid" xmlns:w16="http://schemas.microsoft.com/office/word/2018/wordml" xmlns:w16du="http://schemas.microsoft.com/office/word/2023/wordml/word16du" xmlns:w16sdtdh="http://schemas.microsoft.com/office/word/2020/wordml/sdtdatahash" xmlns:w16sdtfl="http://schemas.microsoft.com/office/word/2024/wordml/sdtformatlock" xmlns:w16se="http://schemas.microsoft.com/office/word/2015/wordml/symex" xmlns:wpg="http://schemas.microsoft.com/office/word/2010/wordprocessingGroup" xmlns:wpi="http://schemas.microsoft.com/office/word/2010/wordprocessingInk" xmlns:wne="http://schemas.microsoft.com/office/word/2006/wordml" xmlns:wps="http://schemas.microsoft.com/office/word/2010/wordprocessingShape" mc:Ignorable="w14 w15 w16se w16cid w16 w16cex w16sdtdh w16sdtfl w16du wp14">
+  <w:p>
+    <w:pPr>
+      <w:pStyle w:val="Header"/>
+    </w:pPr>
+  </w:p>
+</w:hdr>
+</file>
+
 <file path=word/numbering.xml><?xml version="1.0" encoding="utf-8"?>
-<w:numbering xmlns:wpc="http://schemas.microsoft.com/office/word/2010/wordprocessingCanvas" xmlns:cx="http://schemas.microsoft.com/office/drawing/2014/chartex" xmlns:cx1="http://schemas.microsoft.com/office/drawing/2015/9/8/chartex" xmlns:cx2="http://schemas.microsoft.com/office/drawing/2015/10/21/chartex" xmlns:cx3="http://schemas.microsoft.com/office/drawing/2016/5/9/chartex" xmlns:cx4="http://schemas.microsoft.com/office/drawing/2016/5/10/chartex" xmlns:cx5="http://schemas.microsoft.com/office/drawing/2016/5/11/chartex" xmlns:cx6="http://schemas.microsoft.com/office/drawing/2016/5/12/chartex" xmlns:cx7="http://schemas.microsoft.com/office/drawing/2016/5/13/chartex" xmlns:cx8="http://schemas.microsoft.com/office/drawing/2016/5/14/chartex" xmlns:mc="http://schemas.openxmlformats.org/markup-compatibility/2006" xmlns:aink="http://schemas.microsoft.com/office/drawing/2016/ink" xmlns:am3d="http://schemas.microsoft.com/office/drawing/2017/model3d" xmlns:o="urn:schemas-microsoft-com:office:office" xmlns:oel="http://schemas.microsoft.com/office/2019/extlst" xmlns:r="http://schemas.openxmlformats.org/officeDocument/2006/relationships" xmlns:m="http://schemas.openxmlformats.org/officeDocument/2006/math" xmlns:v="urn:schemas-microsoft-com:vml" xmlns:wp14="http://schemas.microsoft.com/office/word/2010/wordprocessingDrawing" xmlns:wp="http://schemas.openxmlformats.org/drawingml/2006/wordprocessingDrawing" xmlns:w10="urn:schemas-microsoft-com:office:word" xmlns:w="http://schemas.openxmlformats.org/wordprocessingml/2006/main" xmlns:w14="http://schemas.microsoft.com/office/word/2010/wordml" xmlns:w15="http://schemas.microsoft.com/office/word/2012/wordml" xmlns:w16cei="http://schemas.microsoft.com/office/word/2026/wordml/cei" xmlns:w16cex="http://schemas.microsoft.com/office/word/2018/wordml/cex" xmlns:w16cid="http://schemas.microsoft.com/office/word/2016/wordml/cid" xmlns:w16="http://schemas.microsoft.com/office/word/2018/wordml" xmlns:w16du="http://schemas.microsoft.com/office/word/2023/wordml/word16du" xmlns:w16sdtdh="http://schemas.microsoft.com/office/word/2020/wordml/sdtdatahash" xmlns:w16sdtfl="http://schemas.microsoft.com/office/word/2024/wordml/sdtformatlock" xmlns:w16se="http://schemas.microsoft.com/office/word/2015/wordml/symex" xmlns:wpg="http://schemas.microsoft.com/office/word/2010/wordprocessingGroup" xmlns:wpi="http://schemas.microsoft.com/office/word/2010/wordprocessingInk" xmlns:wne="http://schemas.microsoft.com/office/word/2006/wordml" xmlns:wps="http://schemas.microsoft.com/office/word/2010/wordprocessingShape" mc:Ignorable="w14 w15 w16se w16cid w16 w16cex w16sdtdh w16sdtfl w16du wp14">
+<w:numbering xmlns:wpc="http://schemas.microsoft.com/office/word/2010/wordprocessingCanvas" xmlns:cx="http://schemas.microsoft.com/office/drawing/2014/chartex" xmlns:cx1="http://schemas.microsoft.com/office/drawing/2015/9/8/chartex" xmlns:cx2="http://schemas.microsoft.com/office/drawing/2015/10/21/chartex" xmlns:cx3="http://schemas.microsoft.com/office/drawing/2016/5/9/chartex" xmlns:cx4="http://schemas.microsoft.com/office/drawing/2016/5/10/chartex" xmlns:cx5="http://schemas.microsoft.com/office/drawing/2016/5/11/chartex" xmlns:cx6="http://schemas.microsoft.com/office/drawing/2016/5/12/chartex" xmlns:cx7="http://schemas.microsoft.com/office/drawing/2016/5/13/chartex" xmlns:cx8="http://schemas.microsoft.com/office/drawing/2016/5/14/chartex" xmlns:mc="http://schemas.openxmlformats.org/markup-compatibility/2006" xmlns:aink="http://schemas.microsoft.com/office/drawing/2016/ink" xmlns:am3d="http://schemas.microsoft.com/office/drawing/2017/model3d" xmlns:o="urn:schemas-microsoft-com:office:office" xmlns:oel="http://schemas.microsoft.com/office/2019/extlst" xmlns:r="http://schemas.openxmlformats.org/officeDocument/2006/relationships" xmlns:m="http://schemas.openxmlformats.org/officeDocument/2006/math" xmlns:v="urn:schemas-microsoft-com:vml" xmlns:wp14="http://schemas.microsoft.com/office/word/2010/wordprocessingDrawing" xmlns:wp="http://schemas.openxmlformats.org/drawingml/2006/wordprocessingDrawing" xmlns:w10="urn:schemas-microsoft-com:office:word" xmlns:w="http://schemas.openxmlformats.org/wordprocessingml/2006/main" xmlns:w14="http://schemas.microsoft.com/office/word/2010/wordml" xmlns:w15="http://schemas.microsoft.com/office/word/2012/wordml" xmlns:w16cex="http://schemas.microsoft.com/office/word/2018/wordml/cex" xmlns:w16cid="http://schemas.microsoft.com/office/word/2016/wordml/cid" xmlns:w16="http://schemas.microsoft.com/office/word/2018/wordml" xmlns:w16du="http://schemas.microsoft.com/office/word/2023/wordml/word16du" xmlns:w16sdtdh="http://schemas.microsoft.com/office/word/2020/wordml/sdtdatahash" xmlns:w16sdtfl="http://schemas.microsoft.com/office/word/2024/wordml/sdtformatlock" xmlns:w16se="http://schemas.microsoft.com/office/word/2015/wordml/symex" xmlns:wpg="http://schemas.microsoft.com/office/word/2010/wordprocessingGroup" xmlns:wpi="http://schemas.microsoft.com/office/word/2010/wordprocessingInk" xmlns:wne="http://schemas.microsoft.com/office/word/2006/wordml" xmlns:wps="http://schemas.microsoft.com/office/word/2010/wordprocessingShape" mc:Ignorable="w14 w15 w16se w16cid w16 w16cex w16sdtdh w16sdtfl w16du wp14">
   <w:abstractNum w:abstractNumId="0" w15:restartNumberingAfterBreak="0">
     <w:nsid w:val="15A05FCF"/>
     <w:multiLevelType w:val="multilevel"/>
@@ -1395,6 +4172,751 @@
     </w:lvl>
   </w:abstractNum>
   <w:abstractNum w:abstractNumId="3" w15:restartNumberingAfterBreak="0">
+    <w:nsid w:val="64DA3FC7"/>
+    <w:multiLevelType w:val="multilevel"/>
+    <w:tmpl w:val="E2E4F23E"/>
+    <w:lvl w:ilvl="0">
+      <w:start w:val="1"/>
+      <w:numFmt w:val="bullet"/>
+      <w:lvlText w:val=""/>
+      <w:lvlJc w:val="left"/>
+      <w:pPr>
+        <w:tabs>
+          <w:tab w:val="num" w:pos="720"/>
+        </w:tabs>
+        <w:ind w:left="720" w:hanging="360"/>
+      </w:pPr>
+      <w:rPr>
+        <w:rFonts w:ascii="Symbol" w:hAnsi="Symbol" w:hint="default"/>
+        <w:sz w:val="20"/>
+      </w:rPr>
+    </w:lvl>
+    <w:lvl w:ilvl="1" w:tentative="1">
+      <w:start w:val="1"/>
+      <w:numFmt w:val="bullet"/>
+      <w:lvlText w:val="o"/>
+      <w:lvlJc w:val="left"/>
+      <w:pPr>
+        <w:tabs>
+          <w:tab w:val="num" w:pos="1440"/>
+        </w:tabs>
+        <w:ind w:left="1440" w:hanging="360"/>
+      </w:pPr>
+      <w:rPr>
+        <w:rFonts w:ascii="Courier New" w:hAnsi="Courier New" w:hint="default"/>
+        <w:sz w:val="20"/>
+      </w:rPr>
+    </w:lvl>
+    <w:lvl w:ilvl="2" w:tentative="1">
+      <w:start w:val="1"/>
+      <w:numFmt w:val="bullet"/>
+      <w:lvlText w:val=""/>
+      <w:lvlJc w:val="left"/>
+      <w:pPr>
+        <w:tabs>
+          <w:tab w:val="num" w:pos="2160"/>
+        </w:tabs>
+        <w:ind w:left="2160" w:hanging="360"/>
+      </w:pPr>
+      <w:rPr>
+        <w:rFonts w:ascii="Wingdings" w:hAnsi="Wingdings" w:hint="default"/>
+        <w:sz w:val="20"/>
+      </w:rPr>
+    </w:lvl>
+    <w:lvl w:ilvl="3" w:tentative="1">
+      <w:start w:val="1"/>
+      <w:numFmt w:val="bullet"/>
+      <w:lvlText w:val=""/>
+      <w:lvlJc w:val="left"/>
+      <w:pPr>
+        <w:tabs>
+          <w:tab w:val="num" w:pos="2880"/>
+        </w:tabs>
+        <w:ind w:left="2880" w:hanging="360"/>
+      </w:pPr>
+      <w:rPr>
+        <w:rFonts w:ascii="Wingdings" w:hAnsi="Wingdings" w:hint="default"/>
+        <w:sz w:val="20"/>
+      </w:rPr>
+    </w:lvl>
+    <w:lvl w:ilvl="4" w:tentative="1">
+      <w:start w:val="1"/>
+      <w:numFmt w:val="bullet"/>
+      <w:lvlText w:val=""/>
+      <w:lvlJc w:val="left"/>
+      <w:pPr>
+        <w:tabs>
+          <w:tab w:val="num" w:pos="3600"/>
+        </w:tabs>
+        <w:ind w:left="3600" w:hanging="360"/>
+      </w:pPr>
+      <w:rPr>
+        <w:rFonts w:ascii="Wingdings" w:hAnsi="Wingdings" w:hint="default"/>
+        <w:sz w:val="20"/>
+      </w:rPr>
+    </w:lvl>
+    <w:lvl w:ilvl="5" w:tentative="1">
+      <w:start w:val="1"/>
+      <w:numFmt w:val="bullet"/>
+      <w:lvlText w:val=""/>
+      <w:lvlJc w:val="left"/>
+      <w:pPr>
+        <w:tabs>
+          <w:tab w:val="num" w:pos="4320"/>
+        </w:tabs>
+        <w:ind w:left="4320" w:hanging="360"/>
+      </w:pPr>
+      <w:rPr>
+        <w:rFonts w:ascii="Wingdings" w:hAnsi="Wingdings" w:hint="default"/>
+        <w:sz w:val="20"/>
+      </w:rPr>
+    </w:lvl>
+    <w:lvl w:ilvl="6" w:tentative="1">
+      <w:start w:val="1"/>
+      <w:numFmt w:val="bullet"/>
+      <w:lvlText w:val=""/>
+      <w:lvlJc w:val="left"/>
+      <w:pPr>
+        <w:tabs>
+          <w:tab w:val="num" w:pos="5040"/>
+        </w:tabs>
+        <w:ind w:left="5040" w:hanging="360"/>
+      </w:pPr>
+      <w:rPr>
+        <w:rFonts w:ascii="Wingdings" w:hAnsi="Wingdings" w:hint="default"/>
+        <w:sz w:val="20"/>
+      </w:rPr>
+    </w:lvl>
+    <w:lvl w:ilvl="7" w:tentative="1">
+      <w:start w:val="1"/>
+      <w:numFmt w:val="bullet"/>
+      <w:lvlText w:val=""/>
+      <w:lvlJc w:val="left"/>
+      <w:pPr>
+        <w:tabs>
+          <w:tab w:val="num" w:pos="5760"/>
+        </w:tabs>
+        <w:ind w:left="5760" w:hanging="360"/>
+      </w:pPr>
+      <w:rPr>
+        <w:rFonts w:ascii="Wingdings" w:hAnsi="Wingdings" w:hint="default"/>
+        <w:sz w:val="20"/>
+      </w:rPr>
+    </w:lvl>
+    <w:lvl w:ilvl="8" w:tentative="1">
+      <w:start w:val="1"/>
+      <w:numFmt w:val="bullet"/>
+      <w:lvlText w:val=""/>
+      <w:lvlJc w:val="left"/>
+      <w:pPr>
+        <w:tabs>
+          <w:tab w:val="num" w:pos="6480"/>
+        </w:tabs>
+        <w:ind w:left="6480" w:hanging="360"/>
+      </w:pPr>
+      <w:rPr>
+        <w:rFonts w:ascii="Wingdings" w:hAnsi="Wingdings" w:hint="default"/>
+        <w:sz w:val="20"/>
+      </w:rPr>
+    </w:lvl>
+  </w:abstractNum>
+  <w:abstractNum w:abstractNumId="4" w15:restartNumberingAfterBreak="0">
+    <w:nsid w:val="670043E5"/>
+    <w:multiLevelType w:val="multilevel"/>
+    <w:tmpl w:val="B1DCE8A8"/>
+    <w:lvl w:ilvl="0">
+      <w:start w:val="1"/>
+      <w:numFmt w:val="bullet"/>
+      <w:lvlText w:val=""/>
+      <w:lvlJc w:val="left"/>
+      <w:pPr>
+        <w:tabs>
+          <w:tab w:val="num" w:pos="720"/>
+        </w:tabs>
+        <w:ind w:left="720" w:hanging="360"/>
+      </w:pPr>
+      <w:rPr>
+        <w:rFonts w:ascii="Symbol" w:hAnsi="Symbol" w:hint="default"/>
+        <w:sz w:val="20"/>
+      </w:rPr>
+    </w:lvl>
+    <w:lvl w:ilvl="1" w:tentative="1">
+      <w:start w:val="1"/>
+      <w:numFmt w:val="bullet"/>
+      <w:lvlText w:val="o"/>
+      <w:lvlJc w:val="left"/>
+      <w:pPr>
+        <w:tabs>
+          <w:tab w:val="num" w:pos="1440"/>
+        </w:tabs>
+        <w:ind w:left="1440" w:hanging="360"/>
+      </w:pPr>
+      <w:rPr>
+        <w:rFonts w:ascii="Courier New" w:hAnsi="Courier New" w:hint="default"/>
+        <w:sz w:val="20"/>
+      </w:rPr>
+    </w:lvl>
+    <w:lvl w:ilvl="2" w:tentative="1">
+      <w:start w:val="1"/>
+      <w:numFmt w:val="bullet"/>
+      <w:lvlText w:val=""/>
+      <w:lvlJc w:val="left"/>
+      <w:pPr>
+        <w:tabs>
+          <w:tab w:val="num" w:pos="2160"/>
+        </w:tabs>
+        <w:ind w:left="2160" w:hanging="360"/>
+      </w:pPr>
+      <w:rPr>
+        <w:rFonts w:ascii="Wingdings" w:hAnsi="Wingdings" w:hint="default"/>
+        <w:sz w:val="20"/>
+      </w:rPr>
+    </w:lvl>
+    <w:lvl w:ilvl="3" w:tentative="1">
+      <w:start w:val="1"/>
+      <w:numFmt w:val="bullet"/>
+      <w:lvlText w:val=""/>
+      <w:lvlJc w:val="left"/>
+      <w:pPr>
+        <w:tabs>
+          <w:tab w:val="num" w:pos="2880"/>
+        </w:tabs>
+        <w:ind w:left="2880" w:hanging="360"/>
+      </w:pPr>
+      <w:rPr>
+        <w:rFonts w:ascii="Wingdings" w:hAnsi="Wingdings" w:hint="default"/>
+        <w:sz w:val="20"/>
+      </w:rPr>
+    </w:lvl>
+    <w:lvl w:ilvl="4" w:tentative="1">
+      <w:start w:val="1"/>
+      <w:numFmt w:val="bullet"/>
+      <w:lvlText w:val=""/>
+      <w:lvlJc w:val="left"/>
+      <w:pPr>
+        <w:tabs>
+          <w:tab w:val="num" w:pos="3600"/>
+        </w:tabs>
+        <w:ind w:left="3600" w:hanging="360"/>
+      </w:pPr>
+      <w:rPr>
+        <w:rFonts w:ascii="Wingdings" w:hAnsi="Wingdings" w:hint="default"/>
+        <w:sz w:val="20"/>
+      </w:rPr>
+    </w:lvl>
+    <w:lvl w:ilvl="5" w:tentative="1">
+      <w:start w:val="1"/>
+      <w:numFmt w:val="bullet"/>
+      <w:lvlText w:val=""/>
+      <w:lvlJc w:val="left"/>
+      <w:pPr>
+        <w:tabs>
+          <w:tab w:val="num" w:pos="4320"/>
+        </w:tabs>
+        <w:ind w:left="4320" w:hanging="360"/>
+      </w:pPr>
+      <w:rPr>
+        <w:rFonts w:ascii="Wingdings" w:hAnsi="Wingdings" w:hint="default"/>
+        <w:sz w:val="20"/>
+      </w:rPr>
+    </w:lvl>
+    <w:lvl w:ilvl="6" w:tentative="1">
+      <w:start w:val="1"/>
+      <w:numFmt w:val="bullet"/>
+      <w:lvlText w:val=""/>
+      <w:lvlJc w:val="left"/>
+      <w:pPr>
+        <w:tabs>
+          <w:tab w:val="num" w:pos="5040"/>
+        </w:tabs>
+        <w:ind w:left="5040" w:hanging="360"/>
+      </w:pPr>
+      <w:rPr>
+        <w:rFonts w:ascii="Wingdings" w:hAnsi="Wingdings" w:hint="default"/>
+        <w:sz w:val="20"/>
+      </w:rPr>
+    </w:lvl>
+    <w:lvl w:ilvl="7" w:tentative="1">
+      <w:start w:val="1"/>
+      <w:numFmt w:val="bullet"/>
+      <w:lvlText w:val=""/>
+      <w:lvlJc w:val="left"/>
+      <w:pPr>
+        <w:tabs>
+          <w:tab w:val="num" w:pos="5760"/>
+        </w:tabs>
+        <w:ind w:left="5760" w:hanging="360"/>
+      </w:pPr>
+      <w:rPr>
+        <w:rFonts w:ascii="Wingdings" w:hAnsi="Wingdings" w:hint="default"/>
+        <w:sz w:val="20"/>
+      </w:rPr>
+    </w:lvl>
+    <w:lvl w:ilvl="8" w:tentative="1">
+      <w:start w:val="1"/>
+      <w:numFmt w:val="bullet"/>
+      <w:lvlText w:val=""/>
+      <w:lvlJc w:val="left"/>
+      <w:pPr>
+        <w:tabs>
+          <w:tab w:val="num" w:pos="6480"/>
+        </w:tabs>
+        <w:ind w:left="6480" w:hanging="360"/>
+      </w:pPr>
+      <w:rPr>
+        <w:rFonts w:ascii="Wingdings" w:hAnsi="Wingdings" w:hint="default"/>
+        <w:sz w:val="20"/>
+      </w:rPr>
+    </w:lvl>
+  </w:abstractNum>
+  <w:abstractNum w:abstractNumId="5" w15:restartNumberingAfterBreak="0">
+    <w:nsid w:val="67F20A4B"/>
+    <w:multiLevelType w:val="multilevel"/>
+    <w:tmpl w:val="39CEF91C"/>
+    <w:lvl w:ilvl="0">
+      <w:start w:val="1"/>
+      <w:numFmt w:val="bullet"/>
+      <w:lvlText w:val=""/>
+      <w:lvlJc w:val="left"/>
+      <w:pPr>
+        <w:tabs>
+          <w:tab w:val="num" w:pos="720"/>
+        </w:tabs>
+        <w:ind w:left="720" w:hanging="360"/>
+      </w:pPr>
+      <w:rPr>
+        <w:rFonts w:ascii="Symbol" w:hAnsi="Symbol" w:hint="default"/>
+        <w:sz w:val="20"/>
+      </w:rPr>
+    </w:lvl>
+    <w:lvl w:ilvl="1" w:tentative="1">
+      <w:start w:val="1"/>
+      <w:numFmt w:val="bullet"/>
+      <w:lvlText w:val="o"/>
+      <w:lvlJc w:val="left"/>
+      <w:pPr>
+        <w:tabs>
+          <w:tab w:val="num" w:pos="1440"/>
+        </w:tabs>
+        <w:ind w:left="1440" w:hanging="360"/>
+      </w:pPr>
+      <w:rPr>
+        <w:rFonts w:ascii="Courier New" w:hAnsi="Courier New" w:hint="default"/>
+        <w:sz w:val="20"/>
+      </w:rPr>
+    </w:lvl>
+    <w:lvl w:ilvl="2" w:tentative="1">
+      <w:start w:val="1"/>
+      <w:numFmt w:val="bullet"/>
+      <w:lvlText w:val=""/>
+      <w:lvlJc w:val="left"/>
+      <w:pPr>
+        <w:tabs>
+          <w:tab w:val="num" w:pos="2160"/>
+        </w:tabs>
+        <w:ind w:left="2160" w:hanging="360"/>
+      </w:pPr>
+      <w:rPr>
+        <w:rFonts w:ascii="Wingdings" w:hAnsi="Wingdings" w:hint="default"/>
+        <w:sz w:val="20"/>
+      </w:rPr>
+    </w:lvl>
+    <w:lvl w:ilvl="3" w:tentative="1">
+      <w:start w:val="1"/>
+      <w:numFmt w:val="bullet"/>
+      <w:lvlText w:val=""/>
+      <w:lvlJc w:val="left"/>
+      <w:pPr>
+        <w:tabs>
+          <w:tab w:val="num" w:pos="2880"/>
+        </w:tabs>
+        <w:ind w:left="2880" w:hanging="360"/>
+      </w:pPr>
+      <w:rPr>
+        <w:rFonts w:ascii="Wingdings" w:hAnsi="Wingdings" w:hint="default"/>
+        <w:sz w:val="20"/>
+      </w:rPr>
+    </w:lvl>
+    <w:lvl w:ilvl="4" w:tentative="1">
+      <w:start w:val="1"/>
+      <w:numFmt w:val="bullet"/>
+      <w:lvlText w:val=""/>
+      <w:lvlJc w:val="left"/>
+      <w:pPr>
+        <w:tabs>
+          <w:tab w:val="num" w:pos="3600"/>
+        </w:tabs>
+        <w:ind w:left="3600" w:hanging="360"/>
+      </w:pPr>
+      <w:rPr>
+        <w:rFonts w:ascii="Wingdings" w:hAnsi="Wingdings" w:hint="default"/>
+        <w:sz w:val="20"/>
+      </w:rPr>
+    </w:lvl>
+    <w:lvl w:ilvl="5" w:tentative="1">
+      <w:start w:val="1"/>
+      <w:numFmt w:val="bullet"/>
+      <w:lvlText w:val=""/>
+      <w:lvlJc w:val="left"/>
+      <w:pPr>
+        <w:tabs>
+          <w:tab w:val="num" w:pos="4320"/>
+        </w:tabs>
+        <w:ind w:left="4320" w:hanging="360"/>
+      </w:pPr>
+      <w:rPr>
+        <w:rFonts w:ascii="Wingdings" w:hAnsi="Wingdings" w:hint="default"/>
+        <w:sz w:val="20"/>
+      </w:rPr>
+    </w:lvl>
+    <w:lvl w:ilvl="6" w:tentative="1">
+      <w:start w:val="1"/>
+      <w:numFmt w:val="bullet"/>
+      <w:lvlText w:val=""/>
+      <w:lvlJc w:val="left"/>
+      <w:pPr>
+        <w:tabs>
+          <w:tab w:val="num" w:pos="5040"/>
+        </w:tabs>
+        <w:ind w:left="5040" w:hanging="360"/>
+      </w:pPr>
+      <w:rPr>
+        <w:rFonts w:ascii="Wingdings" w:hAnsi="Wingdings" w:hint="default"/>
+        <w:sz w:val="20"/>
+      </w:rPr>
+    </w:lvl>
+    <w:lvl w:ilvl="7" w:tentative="1">
+      <w:start w:val="1"/>
+      <w:numFmt w:val="bullet"/>
+      <w:lvlText w:val=""/>
+      <w:lvlJc w:val="left"/>
+      <w:pPr>
+        <w:tabs>
+          <w:tab w:val="num" w:pos="5760"/>
+        </w:tabs>
+        <w:ind w:left="5760" w:hanging="360"/>
+      </w:pPr>
+      <w:rPr>
+        <w:rFonts w:ascii="Wingdings" w:hAnsi="Wingdings" w:hint="default"/>
+        <w:sz w:val="20"/>
+      </w:rPr>
+    </w:lvl>
+    <w:lvl w:ilvl="8" w:tentative="1">
+      <w:start w:val="1"/>
+      <w:numFmt w:val="bullet"/>
+      <w:lvlText w:val=""/>
+      <w:lvlJc w:val="left"/>
+      <w:pPr>
+        <w:tabs>
+          <w:tab w:val="num" w:pos="6480"/>
+        </w:tabs>
+        <w:ind w:left="6480" w:hanging="360"/>
+      </w:pPr>
+      <w:rPr>
+        <w:rFonts w:ascii="Wingdings" w:hAnsi="Wingdings" w:hint="default"/>
+        <w:sz w:val="20"/>
+      </w:rPr>
+    </w:lvl>
+  </w:abstractNum>
+  <w:abstractNum w:abstractNumId="6" w15:restartNumberingAfterBreak="0">
+    <w:nsid w:val="6E365865"/>
+    <w:multiLevelType w:val="multilevel"/>
+    <w:tmpl w:val="E6C01A08"/>
+    <w:lvl w:ilvl="0">
+      <w:start w:val="1"/>
+      <w:numFmt w:val="bullet"/>
+      <w:lvlText w:val=""/>
+      <w:lvlJc w:val="left"/>
+      <w:pPr>
+        <w:tabs>
+          <w:tab w:val="num" w:pos="720"/>
+        </w:tabs>
+        <w:ind w:left="720" w:hanging="360"/>
+      </w:pPr>
+      <w:rPr>
+        <w:rFonts w:ascii="Symbol" w:hAnsi="Symbol" w:hint="default"/>
+        <w:sz w:val="20"/>
+      </w:rPr>
+    </w:lvl>
+    <w:lvl w:ilvl="1" w:tentative="1">
+      <w:start w:val="1"/>
+      <w:numFmt w:val="bullet"/>
+      <w:lvlText w:val="o"/>
+      <w:lvlJc w:val="left"/>
+      <w:pPr>
+        <w:tabs>
+          <w:tab w:val="num" w:pos="1440"/>
+        </w:tabs>
+        <w:ind w:left="1440" w:hanging="360"/>
+      </w:pPr>
+      <w:rPr>
+        <w:rFonts w:ascii="Courier New" w:hAnsi="Courier New" w:hint="default"/>
+        <w:sz w:val="20"/>
+      </w:rPr>
+    </w:lvl>
+    <w:lvl w:ilvl="2" w:tentative="1">
+      <w:start w:val="1"/>
+      <w:numFmt w:val="bullet"/>
+      <w:lvlText w:val=""/>
+      <w:lvlJc w:val="left"/>
+      <w:pPr>
+        <w:tabs>
+          <w:tab w:val="num" w:pos="2160"/>
+        </w:tabs>
+        <w:ind w:left="2160" w:hanging="360"/>
+      </w:pPr>
+      <w:rPr>
+        <w:rFonts w:ascii="Wingdings" w:hAnsi="Wingdings" w:hint="default"/>
+        <w:sz w:val="20"/>
+      </w:rPr>
+    </w:lvl>
+    <w:lvl w:ilvl="3" w:tentative="1">
+      <w:start w:val="1"/>
+      <w:numFmt w:val="bullet"/>
+      <w:lvlText w:val=""/>
+      <w:lvlJc w:val="left"/>
+      <w:pPr>
+        <w:tabs>
+          <w:tab w:val="num" w:pos="2880"/>
+        </w:tabs>
+        <w:ind w:left="2880" w:hanging="360"/>
+      </w:pPr>
+      <w:rPr>
+        <w:rFonts w:ascii="Wingdings" w:hAnsi="Wingdings" w:hint="default"/>
+        <w:sz w:val="20"/>
+      </w:rPr>
+    </w:lvl>
+    <w:lvl w:ilvl="4" w:tentative="1">
+      <w:start w:val="1"/>
+      <w:numFmt w:val="bullet"/>
+      <w:lvlText w:val=""/>
+      <w:lvlJc w:val="left"/>
+      <w:pPr>
+        <w:tabs>
+          <w:tab w:val="num" w:pos="3600"/>
+        </w:tabs>
+        <w:ind w:left="3600" w:hanging="360"/>
+      </w:pPr>
+      <w:rPr>
+        <w:rFonts w:ascii="Wingdings" w:hAnsi="Wingdings" w:hint="default"/>
+        <w:sz w:val="20"/>
+      </w:rPr>
+    </w:lvl>
+    <w:lvl w:ilvl="5" w:tentative="1">
+      <w:start w:val="1"/>
+      <w:numFmt w:val="bullet"/>
+      <w:lvlText w:val=""/>
+      <w:lvlJc w:val="left"/>
+      <w:pPr>
+        <w:tabs>
+          <w:tab w:val="num" w:pos="4320"/>
+        </w:tabs>
+        <w:ind w:left="4320" w:hanging="360"/>
+      </w:pPr>
+      <w:rPr>
+        <w:rFonts w:ascii="Wingdings" w:hAnsi="Wingdings" w:hint="default"/>
+        <w:sz w:val="20"/>
+      </w:rPr>
+    </w:lvl>
+    <w:lvl w:ilvl="6" w:tentative="1">
+      <w:start w:val="1"/>
+      <w:numFmt w:val="bullet"/>
+      <w:lvlText w:val=""/>
+      <w:lvlJc w:val="left"/>
+      <w:pPr>
+        <w:tabs>
+          <w:tab w:val="num" w:pos="5040"/>
+        </w:tabs>
+        <w:ind w:left="5040" w:hanging="360"/>
+      </w:pPr>
+      <w:rPr>
+        <w:rFonts w:ascii="Wingdings" w:hAnsi="Wingdings" w:hint="default"/>
+        <w:sz w:val="20"/>
+      </w:rPr>
+    </w:lvl>
+    <w:lvl w:ilvl="7" w:tentative="1">
+      <w:start w:val="1"/>
+      <w:numFmt w:val="bullet"/>
+      <w:lvlText w:val=""/>
+      <w:lvlJc w:val="left"/>
+      <w:pPr>
+        <w:tabs>
+          <w:tab w:val="num" w:pos="5760"/>
+        </w:tabs>
+        <w:ind w:left="5760" w:hanging="360"/>
+      </w:pPr>
+      <w:rPr>
+        <w:rFonts w:ascii="Wingdings" w:hAnsi="Wingdings" w:hint="default"/>
+        <w:sz w:val="20"/>
+      </w:rPr>
+    </w:lvl>
+    <w:lvl w:ilvl="8" w:tentative="1">
+      <w:start w:val="1"/>
+      <w:numFmt w:val="bullet"/>
+      <w:lvlText w:val=""/>
+      <w:lvlJc w:val="left"/>
+      <w:pPr>
+        <w:tabs>
+          <w:tab w:val="num" w:pos="6480"/>
+        </w:tabs>
+        <w:ind w:left="6480" w:hanging="360"/>
+      </w:pPr>
+      <w:rPr>
+        <w:rFonts w:ascii="Wingdings" w:hAnsi="Wingdings" w:hint="default"/>
+        <w:sz w:val="20"/>
+      </w:rPr>
+    </w:lvl>
+  </w:abstractNum>
+  <w:abstractNum w:abstractNumId="7" w15:restartNumberingAfterBreak="0">
+    <w:nsid w:val="6EB86601"/>
+    <w:multiLevelType w:val="multilevel"/>
+    <w:tmpl w:val="024C675A"/>
+    <w:lvl w:ilvl="0">
+      <w:start w:val="1"/>
+      <w:numFmt w:val="bullet"/>
+      <w:lvlText w:val=""/>
+      <w:lvlJc w:val="left"/>
+      <w:pPr>
+        <w:tabs>
+          <w:tab w:val="num" w:pos="720"/>
+        </w:tabs>
+        <w:ind w:left="720" w:hanging="360"/>
+      </w:pPr>
+      <w:rPr>
+        <w:rFonts w:ascii="Symbol" w:hAnsi="Symbol" w:hint="default"/>
+        <w:sz w:val="20"/>
+      </w:rPr>
+    </w:lvl>
+    <w:lvl w:ilvl="1" w:tentative="1">
+      <w:start w:val="1"/>
+      <w:numFmt w:val="bullet"/>
+      <w:lvlText w:val="o"/>
+      <w:lvlJc w:val="left"/>
+      <w:pPr>
+        <w:tabs>
+          <w:tab w:val="num" w:pos="1440"/>
+        </w:tabs>
+        <w:ind w:left="1440" w:hanging="360"/>
+      </w:pPr>
+      <w:rPr>
+        <w:rFonts w:ascii="Courier New" w:hAnsi="Courier New" w:hint="default"/>
+        <w:sz w:val="20"/>
+      </w:rPr>
+    </w:lvl>
+    <w:lvl w:ilvl="2" w:tentative="1">
+      <w:start w:val="1"/>
+      <w:numFmt w:val="bullet"/>
+      <w:lvlText w:val=""/>
+      <w:lvlJc w:val="left"/>
+      <w:pPr>
+        <w:tabs>
+          <w:tab w:val="num" w:pos="2160"/>
+        </w:tabs>
+        <w:ind w:left="2160" w:hanging="360"/>
+      </w:pPr>
+      <w:rPr>
+        <w:rFonts w:ascii="Wingdings" w:hAnsi="Wingdings" w:hint="default"/>
+        <w:sz w:val="20"/>
+      </w:rPr>
+    </w:lvl>
+    <w:lvl w:ilvl="3" w:tentative="1">
+      <w:start w:val="1"/>
+      <w:numFmt w:val="bullet"/>
+      <w:lvlText w:val=""/>
+      <w:lvlJc w:val="left"/>
+      <w:pPr>
+        <w:tabs>
+          <w:tab w:val="num" w:pos="2880"/>
+        </w:tabs>
+        <w:ind w:left="2880" w:hanging="360"/>
+      </w:pPr>
+      <w:rPr>
+        <w:rFonts w:ascii="Wingdings" w:hAnsi="Wingdings" w:hint="default"/>
+        <w:sz w:val="20"/>
+      </w:rPr>
+    </w:lvl>
+    <w:lvl w:ilvl="4" w:tentative="1">
+      <w:start w:val="1"/>
+      <w:numFmt w:val="bullet"/>
+      <w:lvlText w:val=""/>
+      <w:lvlJc w:val="left"/>
+      <w:pPr>
+        <w:tabs>
+          <w:tab w:val="num" w:pos="3600"/>
+        </w:tabs>
+        <w:ind w:left="3600" w:hanging="360"/>
+      </w:pPr>
+      <w:rPr>
+        <w:rFonts w:ascii="Wingdings" w:hAnsi="Wingdings" w:hint="default"/>
+        <w:sz w:val="20"/>
+      </w:rPr>
+    </w:lvl>
+    <w:lvl w:ilvl="5" w:tentative="1">
+      <w:start w:val="1"/>
+      <w:numFmt w:val="bullet"/>
+      <w:lvlText w:val=""/>
+      <w:lvlJc w:val="left"/>
+      <w:pPr>
+        <w:tabs>
+          <w:tab w:val="num" w:pos="4320"/>
+        </w:tabs>
+        <w:ind w:left="4320" w:hanging="360"/>
+      </w:pPr>
+      <w:rPr>
+        <w:rFonts w:ascii="Wingdings" w:hAnsi="Wingdings" w:hint="default"/>
+        <w:sz w:val="20"/>
+      </w:rPr>
+    </w:lvl>
+    <w:lvl w:ilvl="6" w:tentative="1">
+      <w:start w:val="1"/>
+      <w:numFmt w:val="bullet"/>
+      <w:lvlText w:val=""/>
+      <w:lvlJc w:val="left"/>
+      <w:pPr>
+        <w:tabs>
+          <w:tab w:val="num" w:pos="5040"/>
+        </w:tabs>
+        <w:ind w:left="5040" w:hanging="360"/>
+      </w:pPr>
+      <w:rPr>
+        <w:rFonts w:ascii="Wingdings" w:hAnsi="Wingdings" w:hint="default"/>
+        <w:sz w:val="20"/>
+      </w:rPr>
+    </w:lvl>
+    <w:lvl w:ilvl="7" w:tentative="1">
+      <w:start w:val="1"/>
+      <w:numFmt w:val="bullet"/>
+      <w:lvlText w:val=""/>
+      <w:lvlJc w:val="left"/>
+      <w:pPr>
+        <w:tabs>
+          <w:tab w:val="num" w:pos="5760"/>
+        </w:tabs>
+        <w:ind w:left="5760" w:hanging="360"/>
+      </w:pPr>
+      <w:rPr>
+        <w:rFonts w:ascii="Wingdings" w:hAnsi="Wingdings" w:hint="default"/>
+        <w:sz w:val="20"/>
+      </w:rPr>
+    </w:lvl>
+    <w:lvl w:ilvl="8" w:tentative="1">
+      <w:start w:val="1"/>
+      <w:numFmt w:val="bullet"/>
+      <w:lvlText w:val=""/>
+      <w:lvlJc w:val="left"/>
+      <w:pPr>
+        <w:tabs>
+          <w:tab w:val="num" w:pos="6480"/>
+        </w:tabs>
+        <w:ind w:left="6480" w:hanging="360"/>
+      </w:pPr>
+      <w:rPr>
+        <w:rFonts w:ascii="Wingdings" w:hAnsi="Wingdings" w:hint="default"/>
+        <w:sz w:val="20"/>
+      </w:rPr>
+    </w:lvl>
+  </w:abstractNum>
+  <w:abstractNum w:abstractNumId="8" w15:restartNumberingAfterBreak="0">
     <w:nsid w:val="71B632E1"/>
     <w:multiLevelType w:val="multilevel"/>
     <w:tmpl w:val="3F004C62"/>
@@ -1543,8 +5065,157 @@
       </w:rPr>
     </w:lvl>
   </w:abstractNum>
+  <w:abstractNum w:abstractNumId="9" w15:restartNumberingAfterBreak="0">
+    <w:nsid w:val="7BAD7D3A"/>
+    <w:multiLevelType w:val="multilevel"/>
+    <w:tmpl w:val="01B60074"/>
+    <w:lvl w:ilvl="0">
+      <w:start w:val="1"/>
+      <w:numFmt w:val="bullet"/>
+      <w:lvlText w:val=""/>
+      <w:lvlJc w:val="left"/>
+      <w:pPr>
+        <w:tabs>
+          <w:tab w:val="num" w:pos="720"/>
+        </w:tabs>
+        <w:ind w:left="720" w:hanging="360"/>
+      </w:pPr>
+      <w:rPr>
+        <w:rFonts w:ascii="Symbol" w:hAnsi="Symbol" w:hint="default"/>
+        <w:sz w:val="20"/>
+      </w:rPr>
+    </w:lvl>
+    <w:lvl w:ilvl="1" w:tentative="1">
+      <w:start w:val="1"/>
+      <w:numFmt w:val="bullet"/>
+      <w:lvlText w:val="o"/>
+      <w:lvlJc w:val="left"/>
+      <w:pPr>
+        <w:tabs>
+          <w:tab w:val="num" w:pos="1440"/>
+        </w:tabs>
+        <w:ind w:left="1440" w:hanging="360"/>
+      </w:pPr>
+      <w:rPr>
+        <w:rFonts w:ascii="Courier New" w:hAnsi="Courier New" w:hint="default"/>
+        <w:sz w:val="20"/>
+      </w:rPr>
+    </w:lvl>
+    <w:lvl w:ilvl="2" w:tentative="1">
+      <w:start w:val="1"/>
+      <w:numFmt w:val="bullet"/>
+      <w:lvlText w:val=""/>
+      <w:lvlJc w:val="left"/>
+      <w:pPr>
+        <w:tabs>
+          <w:tab w:val="num" w:pos="2160"/>
+        </w:tabs>
+        <w:ind w:left="2160" w:hanging="360"/>
+      </w:pPr>
+      <w:rPr>
+        <w:rFonts w:ascii="Wingdings" w:hAnsi="Wingdings" w:hint="default"/>
+        <w:sz w:val="20"/>
+      </w:rPr>
+    </w:lvl>
+    <w:lvl w:ilvl="3" w:tentative="1">
+      <w:start w:val="1"/>
+      <w:numFmt w:val="bullet"/>
+      <w:lvlText w:val=""/>
+      <w:lvlJc w:val="left"/>
+      <w:pPr>
+        <w:tabs>
+          <w:tab w:val="num" w:pos="2880"/>
+        </w:tabs>
+        <w:ind w:left="2880" w:hanging="360"/>
+      </w:pPr>
+      <w:rPr>
+        <w:rFonts w:ascii="Wingdings" w:hAnsi="Wingdings" w:hint="default"/>
+        <w:sz w:val="20"/>
+      </w:rPr>
+    </w:lvl>
+    <w:lvl w:ilvl="4" w:tentative="1">
+      <w:start w:val="1"/>
+      <w:numFmt w:val="bullet"/>
+      <w:lvlText w:val=""/>
+      <w:lvlJc w:val="left"/>
+      <w:pPr>
+        <w:tabs>
+          <w:tab w:val="num" w:pos="3600"/>
+        </w:tabs>
+        <w:ind w:left="3600" w:hanging="360"/>
+      </w:pPr>
+      <w:rPr>
+        <w:rFonts w:ascii="Wingdings" w:hAnsi="Wingdings" w:hint="default"/>
+        <w:sz w:val="20"/>
+      </w:rPr>
+    </w:lvl>
+    <w:lvl w:ilvl="5" w:tentative="1">
+      <w:start w:val="1"/>
+      <w:numFmt w:val="bullet"/>
+      <w:lvlText w:val=""/>
+      <w:lvlJc w:val="left"/>
+      <w:pPr>
+        <w:tabs>
+          <w:tab w:val="num" w:pos="4320"/>
+        </w:tabs>
+        <w:ind w:left="4320" w:hanging="360"/>
+      </w:pPr>
+      <w:rPr>
+        <w:rFonts w:ascii="Wingdings" w:hAnsi="Wingdings" w:hint="default"/>
+        <w:sz w:val="20"/>
+      </w:rPr>
+    </w:lvl>
+    <w:lvl w:ilvl="6" w:tentative="1">
+      <w:start w:val="1"/>
+      <w:numFmt w:val="bullet"/>
+      <w:lvlText w:val=""/>
+      <w:lvlJc w:val="left"/>
+      <w:pPr>
+        <w:tabs>
+          <w:tab w:val="num" w:pos="5040"/>
+        </w:tabs>
+        <w:ind w:left="5040" w:hanging="360"/>
+      </w:pPr>
+      <w:rPr>
+        <w:rFonts w:ascii="Wingdings" w:hAnsi="Wingdings" w:hint="default"/>
+        <w:sz w:val="20"/>
+      </w:rPr>
+    </w:lvl>
+    <w:lvl w:ilvl="7" w:tentative="1">
+      <w:start w:val="1"/>
+      <w:numFmt w:val="bullet"/>
+      <w:lvlText w:val=""/>
+      <w:lvlJc w:val="left"/>
+      <w:pPr>
+        <w:tabs>
+          <w:tab w:val="num" w:pos="5760"/>
+        </w:tabs>
+        <w:ind w:left="5760" w:hanging="360"/>
+      </w:pPr>
+      <w:rPr>
+        <w:rFonts w:ascii="Wingdings" w:hAnsi="Wingdings" w:hint="default"/>
+        <w:sz w:val="20"/>
+      </w:rPr>
+    </w:lvl>
+    <w:lvl w:ilvl="8" w:tentative="1">
+      <w:start w:val="1"/>
+      <w:numFmt w:val="bullet"/>
+      <w:lvlText w:val=""/>
+      <w:lvlJc w:val="left"/>
+      <w:pPr>
+        <w:tabs>
+          <w:tab w:val="num" w:pos="6480"/>
+        </w:tabs>
+        <w:ind w:left="6480" w:hanging="360"/>
+      </w:pPr>
+      <w:rPr>
+        <w:rFonts w:ascii="Wingdings" w:hAnsi="Wingdings" w:hint="default"/>
+        <w:sz w:val="20"/>
+      </w:rPr>
+    </w:lvl>
+  </w:abstractNum>
   <w:num w:numId="1" w16cid:durableId="1901942284">
-    <w:abstractNumId w:val="3"/>
+    <w:abstractNumId w:val="8"/>
   </w:num>
   <w:num w:numId="2" w16cid:durableId="1261328387">
     <w:abstractNumId w:val="2"/>
@@ -1554,6 +5225,24 @@
   </w:num>
   <w:num w:numId="4" w16cid:durableId="719935731">
     <w:abstractNumId w:val="0"/>
+  </w:num>
+  <w:num w:numId="5" w16cid:durableId="1362897327">
+    <w:abstractNumId w:val="9"/>
+  </w:num>
+  <w:num w:numId="6" w16cid:durableId="443547846">
+    <w:abstractNumId w:val="4"/>
+  </w:num>
+  <w:num w:numId="7" w16cid:durableId="1598753094">
+    <w:abstractNumId w:val="3"/>
+  </w:num>
+  <w:num w:numId="8" w16cid:durableId="888998661">
+    <w:abstractNumId w:val="5"/>
+  </w:num>
+  <w:num w:numId="9" w16cid:durableId="2072263866">
+    <w:abstractNumId w:val="6"/>
+  </w:num>
+  <w:num w:numId="10" w16cid:durableId="1085615714">
+    <w:abstractNumId w:val="7"/>
   </w:num>
 </w:numbering>
 </file>
@@ -2474,6 +6163,50 @@
       <w:spacing w:val="5"/>
     </w:rPr>
   </w:style>
+  <w:style w:type="paragraph" w:styleId="Header">
+    <w:name w:val="header"/>
+    <w:basedOn w:val="Normal"/>
+    <w:link w:val="HeaderChar"/>
+    <w:uiPriority w:val="99"/>
+    <w:unhideWhenUsed/>
+    <w:rsid w:val="00F0533A"/>
+    <w:pPr>
+      <w:tabs>
+        <w:tab w:val="center" w:pos="4513"/>
+        <w:tab w:val="right" w:pos="9026"/>
+      </w:tabs>
+      <w:spacing w:after="0" w:line="240" w:lineRule="auto"/>
+    </w:pPr>
+  </w:style>
+  <w:style w:type="character" w:customStyle="1" w:styleId="HeaderChar">
+    <w:name w:val="Header Char"/>
+    <w:basedOn w:val="DefaultParagraphFont"/>
+    <w:link w:val="Header"/>
+    <w:uiPriority w:val="99"/>
+    <w:rsid w:val="00F0533A"/>
+  </w:style>
+  <w:style w:type="paragraph" w:styleId="Footer">
+    <w:name w:val="footer"/>
+    <w:basedOn w:val="Normal"/>
+    <w:link w:val="FooterChar"/>
+    <w:uiPriority w:val="99"/>
+    <w:unhideWhenUsed/>
+    <w:rsid w:val="00F0533A"/>
+    <w:pPr>
+      <w:tabs>
+        <w:tab w:val="center" w:pos="4513"/>
+        <w:tab w:val="right" w:pos="9026"/>
+      </w:tabs>
+      <w:spacing w:after="0" w:line="240" w:lineRule="auto"/>
+    </w:pPr>
+  </w:style>
+  <w:style w:type="character" w:customStyle="1" w:styleId="FooterChar">
+    <w:name w:val="Footer Char"/>
+    <w:basedOn w:val="DefaultParagraphFont"/>
+    <w:link w:val="Footer"/>
+    <w:uiPriority w:val="99"/>
+    <w:rsid w:val="00F0533A"/>
+  </w:style>
 </w:styles>
 </file>
 
